--- a/設計文件/雪天列車.docx
+++ b/設計文件/雪天列車.docx
@@ -507,23 +507,7 @@
           <w:sz w:val="18"/>
           <w:szCs w:val="18"/>
         </w:rPr>
-        <w:t>轉化</w:t>
-      </w:r>
-      <w:proofErr w:type="gramStart"/>
-      <w:r>
-        <w:rPr>
-          <w:sz w:val="18"/>
-          <w:szCs w:val="18"/>
-        </w:rPr>
-        <w:t>爻</w:t>
-      </w:r>
-      <w:proofErr w:type="gramEnd"/>
-      <w:r>
-        <w:rPr>
-          <w:sz w:val="18"/>
-          <w:szCs w:val="18"/>
-        </w:rPr>
-        <w:t>」邏輯作為判定演算法。</w:t>
+        <w:t>轉化爻」邏輯作為判定演算法。</w:t>
       </w:r>
       <w:r>
         <w:rPr>
@@ -1425,33 +1409,8 @@
           <w:sz w:val="18"/>
           <w:szCs w:val="18"/>
         </w:rPr>
-        <w:t>落點（易經本</w:t>
-      </w:r>
-      <w:proofErr w:type="gramStart"/>
-      <w:r>
-        <w:rPr>
-          <w:sz w:val="18"/>
-          <w:szCs w:val="18"/>
-        </w:rPr>
-        <w:t>爻</w:t>
-      </w:r>
-      <w:proofErr w:type="gramEnd"/>
-      <w:r>
-        <w:rPr>
-          <w:sz w:val="18"/>
-          <w:szCs w:val="18"/>
-        </w:rPr>
-        <w:t>），給出專屬的三個應對手段</w:t>
-      </w:r>
-      <w:proofErr w:type="gramStart"/>
-      <w:r>
-        <w:rPr>
-          <w:sz w:val="18"/>
-          <w:szCs w:val="18"/>
-        </w:rPr>
-        <w:t>（</w:t>
-      </w:r>
-      <w:proofErr w:type="gramEnd"/>
+        <w:t>落點（易經本爻），給出專屬的三個應對手段（</w:t>
+      </w:r>
       <w:r>
         <w:rPr>
           <w:sz w:val="18"/>
@@ -4641,23 +4600,7 @@
           <w:sz w:val="18"/>
           <w:szCs w:val="18"/>
         </w:rPr>
-        <w:t>張牌累積的「</w:t>
-      </w:r>
-      <w:proofErr w:type="gramStart"/>
-      <w:r>
-        <w:rPr>
-          <w:sz w:val="18"/>
-          <w:szCs w:val="18"/>
-        </w:rPr>
-        <w:t>裏</w:t>
-      </w:r>
-      <w:proofErr w:type="gramEnd"/>
-      <w:r>
-        <w:rPr>
-          <w:sz w:val="18"/>
-          <w:szCs w:val="18"/>
-        </w:rPr>
-        <w:t>層數據（真實靈魂狀態）」</w:t>
+        <w:t>張牌累積的「裏層數據（真實靈魂狀態）」</w:t>
       </w:r>
       <w:r>
         <w:rPr>
@@ -9522,6 +9465,4493 @@
           <w:szCs w:val="16"/>
         </w:rPr>
         <w:t>、時間延遲函式</w:t>
+      </w:r>
+    </w:p>
+    <w:p>
+      <w:pPr>
+        <w:spacing w:after="0" w:line="60" w:lineRule="auto"/>
+        <w:contextualSpacing/>
+        <w:rPr>
+          <w:sz w:val="16"/>
+          <w:szCs w:val="16"/>
+        </w:rPr>
+      </w:pPr>
+    </w:p>
+    <w:p>
+      <w:pPr>
+        <w:spacing w:after="0" w:line="60" w:lineRule="auto"/>
+        <w:contextualSpacing/>
+        <w:rPr>
+          <w:sz w:val="16"/>
+          <w:szCs w:val="16"/>
+        </w:rPr>
+      </w:pPr>
+    </w:p>
+    <w:p>
+      <w:pPr>
+        <w:spacing w:after="0" w:line="60" w:lineRule="auto"/>
+        <w:contextualSpacing/>
+        <w:rPr>
+          <w:sz w:val="16"/>
+          <w:szCs w:val="16"/>
+        </w:rPr>
+      </w:pPr>
+    </w:p>
+    <w:p>
+      <w:pPr>
+        <w:spacing w:after="0" w:line="60" w:lineRule="auto"/>
+        <w:contextualSpacing/>
+        <w:rPr>
+          <w:sz w:val="16"/>
+          <w:szCs w:val="16"/>
+        </w:rPr>
+      </w:pPr>
+    </w:p>
+    <w:p>
+      <w:pPr>
+        <w:spacing w:after="0" w:line="60" w:lineRule="auto"/>
+        <w:contextualSpacing/>
+        <w:rPr>
+          <w:sz w:val="16"/>
+          <w:szCs w:val="16"/>
+        </w:rPr>
+      </w:pPr>
+      <w:proofErr w:type="spellStart"/>
+      <w:r>
+        <w:rPr>
+          <w:sz w:val="16"/>
+          <w:szCs w:val="16"/>
+        </w:rPr>
+        <w:t>src</w:t>
+      </w:r>
+      <w:proofErr w:type="spellEnd"/>
+      <w:r>
+        <w:rPr>
+          <w:sz w:val="16"/>
+          <w:szCs w:val="16"/>
+        </w:rPr>
+        <w:t>/</w:t>
+      </w:r>
+    </w:p>
+    <w:p>
+      <w:pPr>
+        <w:spacing w:after="0" w:line="60" w:lineRule="auto"/>
+        <w:contextualSpacing/>
+        <w:rPr>
+          <w:rFonts w:hint="eastAsia"/>
+          <w:sz w:val="16"/>
+          <w:szCs w:val="16"/>
+        </w:rPr>
+      </w:pPr>
+      <w:proofErr w:type="gramStart"/>
+      <w:r>
+        <w:rPr>
+          <w:rFonts w:hint="eastAsia"/>
+          <w:sz w:val="16"/>
+          <w:szCs w:val="16"/>
+        </w:rPr>
+        <w:t>│</w:t>
+      </w:r>
+      <w:proofErr w:type="gramEnd"/>
+    </w:p>
+    <w:p>
+      <w:pPr>
+        <w:spacing w:after="0" w:line="60" w:lineRule="auto"/>
+        <w:contextualSpacing/>
+        <w:rPr>
+          <w:rFonts w:hint="eastAsia"/>
+          <w:sz w:val="16"/>
+          <w:szCs w:val="16"/>
+        </w:rPr>
+      </w:pPr>
+      <w:proofErr w:type="gramStart"/>
+      <w:r>
+        <w:rPr>
+          <w:rFonts w:hint="eastAsia"/>
+          <w:sz w:val="16"/>
+          <w:szCs w:val="16"/>
+        </w:rPr>
+        <w:t>├──</w:t>
+      </w:r>
+      <w:proofErr w:type="gramEnd"/>
+      <w:r>
+        <w:rPr>
+          <w:rFonts w:hint="eastAsia"/>
+          <w:sz w:val="16"/>
+          <w:szCs w:val="16"/>
+        </w:rPr>
+        <w:t xml:space="preserve"> </w:t>
+      </w:r>
+      <w:proofErr w:type="spellStart"/>
+      <w:r>
+        <w:rPr>
+          <w:rFonts w:hint="eastAsia"/>
+          <w:sz w:val="16"/>
+          <w:szCs w:val="16"/>
+        </w:rPr>
+        <w:t>App.tsx</w:t>
+      </w:r>
+      <w:proofErr w:type="spellEnd"/>
+      <w:r>
+        <w:rPr>
+          <w:rFonts w:hint="eastAsia"/>
+          <w:sz w:val="16"/>
+          <w:szCs w:val="16"/>
+        </w:rPr>
+        <w:t xml:space="preserve">                          </w:t>
+      </w:r>
+      <w:r>
+        <w:rPr>
+          <w:rFonts w:hint="eastAsia"/>
+          <w:sz w:val="16"/>
+          <w:szCs w:val="16"/>
+        </w:rPr>
+        <w:t>←</w:t>
+      </w:r>
+      <w:r>
+        <w:rPr>
+          <w:rFonts w:hint="eastAsia"/>
+          <w:sz w:val="16"/>
+          <w:szCs w:val="16"/>
+        </w:rPr>
+        <w:t xml:space="preserve"> </w:t>
+      </w:r>
+      <w:r>
+        <w:rPr>
+          <w:rFonts w:hint="eastAsia"/>
+          <w:sz w:val="16"/>
+          <w:szCs w:val="16"/>
+        </w:rPr>
+        <w:t>遊戲入口，根據目前階段決定顯示哪</w:t>
+      </w:r>
+      <w:proofErr w:type="gramStart"/>
+      <w:r>
+        <w:rPr>
+          <w:rFonts w:hint="eastAsia"/>
+          <w:sz w:val="16"/>
+          <w:szCs w:val="16"/>
+        </w:rPr>
+        <w:t>個</w:t>
+      </w:r>
+      <w:proofErr w:type="gramEnd"/>
+      <w:r>
+        <w:rPr>
+          <w:rFonts w:hint="eastAsia"/>
+          <w:sz w:val="16"/>
+          <w:szCs w:val="16"/>
+        </w:rPr>
+        <w:t>畫面</w:t>
+      </w:r>
+    </w:p>
+    <w:p>
+      <w:pPr>
+        <w:spacing w:after="0" w:line="60" w:lineRule="auto"/>
+        <w:contextualSpacing/>
+        <w:rPr>
+          <w:rFonts w:hint="eastAsia"/>
+          <w:sz w:val="16"/>
+          <w:szCs w:val="16"/>
+        </w:rPr>
+      </w:pPr>
+      <w:proofErr w:type="gramStart"/>
+      <w:r>
+        <w:rPr>
+          <w:rFonts w:hint="eastAsia"/>
+          <w:sz w:val="16"/>
+          <w:szCs w:val="16"/>
+        </w:rPr>
+        <w:t>├──</w:t>
+      </w:r>
+      <w:proofErr w:type="gramEnd"/>
+      <w:r>
+        <w:rPr>
+          <w:rFonts w:hint="eastAsia"/>
+          <w:sz w:val="16"/>
+          <w:szCs w:val="16"/>
+        </w:rPr>
+        <w:t xml:space="preserve"> </w:t>
+      </w:r>
+      <w:proofErr w:type="spellStart"/>
+      <w:r>
+        <w:rPr>
+          <w:rFonts w:hint="eastAsia"/>
+          <w:sz w:val="16"/>
+          <w:szCs w:val="16"/>
+        </w:rPr>
+        <w:t>main.tsx</w:t>
+      </w:r>
+      <w:proofErr w:type="spellEnd"/>
+      <w:r>
+        <w:rPr>
+          <w:rFonts w:hint="eastAsia"/>
+          <w:sz w:val="16"/>
+          <w:szCs w:val="16"/>
+        </w:rPr>
+        <w:t xml:space="preserve">                         </w:t>
+      </w:r>
+      <w:r>
+        <w:rPr>
+          <w:rFonts w:hint="eastAsia"/>
+          <w:sz w:val="16"/>
+          <w:szCs w:val="16"/>
+        </w:rPr>
+        <w:t>←</w:t>
+      </w:r>
+      <w:r>
+        <w:rPr>
+          <w:rFonts w:hint="eastAsia"/>
+          <w:sz w:val="16"/>
+          <w:szCs w:val="16"/>
+        </w:rPr>
+        <w:t xml:space="preserve"> React </w:t>
+      </w:r>
+      <w:r>
+        <w:rPr>
+          <w:rFonts w:hint="eastAsia"/>
+          <w:sz w:val="16"/>
+          <w:szCs w:val="16"/>
+        </w:rPr>
+        <w:t>啟動點（幾乎不需要動）</w:t>
+      </w:r>
+    </w:p>
+    <w:p>
+      <w:pPr>
+        <w:spacing w:after="0" w:line="60" w:lineRule="auto"/>
+        <w:contextualSpacing/>
+        <w:rPr>
+          <w:rFonts w:hint="eastAsia"/>
+          <w:sz w:val="16"/>
+          <w:szCs w:val="16"/>
+        </w:rPr>
+      </w:pPr>
+      <w:proofErr w:type="gramStart"/>
+      <w:r>
+        <w:rPr>
+          <w:rFonts w:hint="eastAsia"/>
+          <w:sz w:val="16"/>
+          <w:szCs w:val="16"/>
+        </w:rPr>
+        <w:t>├──</w:t>
+      </w:r>
+      <w:proofErr w:type="gramEnd"/>
+      <w:r>
+        <w:rPr>
+          <w:rFonts w:hint="eastAsia"/>
+          <w:sz w:val="16"/>
+          <w:szCs w:val="16"/>
+        </w:rPr>
+        <w:t xml:space="preserve"> index.css                        </w:t>
+      </w:r>
+      <w:r>
+        <w:rPr>
+          <w:rFonts w:hint="eastAsia"/>
+          <w:sz w:val="16"/>
+          <w:szCs w:val="16"/>
+        </w:rPr>
+        <w:t>←</w:t>
+      </w:r>
+      <w:r>
+        <w:rPr>
+          <w:rFonts w:hint="eastAsia"/>
+          <w:sz w:val="16"/>
+          <w:szCs w:val="16"/>
+        </w:rPr>
+        <w:t xml:space="preserve"> </w:t>
+      </w:r>
+      <w:r>
+        <w:rPr>
+          <w:rFonts w:hint="eastAsia"/>
+          <w:sz w:val="16"/>
+          <w:szCs w:val="16"/>
+        </w:rPr>
+        <w:t>全域樣式（背景色、滑</w:t>
+      </w:r>
+      <w:proofErr w:type="gramStart"/>
+      <w:r>
+        <w:rPr>
+          <w:rFonts w:hint="eastAsia"/>
+          <w:sz w:val="16"/>
+          <w:szCs w:val="16"/>
+        </w:rPr>
+        <w:t>桿</w:t>
+      </w:r>
+      <w:proofErr w:type="gramEnd"/>
+      <w:r>
+        <w:rPr>
+          <w:rFonts w:hint="eastAsia"/>
+          <w:sz w:val="16"/>
+          <w:szCs w:val="16"/>
+        </w:rPr>
+        <w:t>顏色等）</w:t>
+      </w:r>
+    </w:p>
+    <w:p>
+      <w:pPr>
+        <w:spacing w:after="0" w:line="60" w:lineRule="auto"/>
+        <w:contextualSpacing/>
+        <w:rPr>
+          <w:rFonts w:hint="eastAsia"/>
+          <w:sz w:val="16"/>
+          <w:szCs w:val="16"/>
+        </w:rPr>
+      </w:pPr>
+      <w:proofErr w:type="gramStart"/>
+      <w:r>
+        <w:rPr>
+          <w:rFonts w:hint="eastAsia"/>
+          <w:sz w:val="16"/>
+          <w:szCs w:val="16"/>
+        </w:rPr>
+        <w:t>│</w:t>
+      </w:r>
+      <w:proofErr w:type="gramEnd"/>
+    </w:p>
+    <w:p>
+      <w:pPr>
+        <w:spacing w:after="0" w:line="60" w:lineRule="auto"/>
+        <w:contextualSpacing/>
+        <w:rPr>
+          <w:rFonts w:hint="eastAsia"/>
+          <w:sz w:val="16"/>
+          <w:szCs w:val="16"/>
+        </w:rPr>
+      </w:pPr>
+      <w:proofErr w:type="gramStart"/>
+      <w:r>
+        <w:rPr>
+          <w:rFonts w:hint="eastAsia"/>
+          <w:sz w:val="16"/>
+          <w:szCs w:val="16"/>
+        </w:rPr>
+        <w:t>├──</w:t>
+      </w:r>
+      <w:proofErr w:type="gramEnd"/>
+      <w:r>
+        <w:rPr>
+          <w:rFonts w:hint="eastAsia"/>
+          <w:sz w:val="16"/>
+          <w:szCs w:val="16"/>
+        </w:rPr>
+        <w:t xml:space="preserve"> core/                            </w:t>
+      </w:r>
+      <w:r>
+        <w:rPr>
+          <w:rFonts w:hint="eastAsia"/>
+          <w:sz w:val="16"/>
+          <w:szCs w:val="16"/>
+        </w:rPr>
+        <w:t>←</w:t>
+      </w:r>
+      <w:r>
+        <w:rPr>
+          <w:rFonts w:hint="eastAsia"/>
+          <w:sz w:val="16"/>
+          <w:szCs w:val="16"/>
+        </w:rPr>
+        <w:t xml:space="preserve"> </w:t>
+      </w:r>
+      <w:r>
+        <w:rPr>
+          <w:rFonts w:ascii="Segoe UI Emoji" w:hAnsi="Segoe UI Emoji" w:cs="Segoe UI Emoji"/>
+          <w:sz w:val="16"/>
+          <w:szCs w:val="16"/>
+        </w:rPr>
+        <w:t>🧠</w:t>
+      </w:r>
+      <w:r>
+        <w:rPr>
+          <w:rFonts w:hint="eastAsia"/>
+          <w:sz w:val="16"/>
+          <w:szCs w:val="16"/>
+        </w:rPr>
+        <w:t xml:space="preserve"> </w:t>
+      </w:r>
+      <w:r>
+        <w:rPr>
+          <w:rFonts w:hint="eastAsia"/>
+          <w:sz w:val="16"/>
+          <w:szCs w:val="16"/>
+        </w:rPr>
+        <w:t>全域大腦：整個遊戲共用的底層邏輯</w:t>
+      </w:r>
+    </w:p>
+    <w:p>
+      <w:pPr>
+        <w:spacing w:after="0" w:line="60" w:lineRule="auto"/>
+        <w:contextualSpacing/>
+        <w:rPr>
+          <w:rFonts w:hint="eastAsia"/>
+          <w:sz w:val="16"/>
+          <w:szCs w:val="16"/>
+        </w:rPr>
+      </w:pPr>
+      <w:proofErr w:type="gramStart"/>
+      <w:r>
+        <w:rPr>
+          <w:rFonts w:hint="eastAsia"/>
+          <w:sz w:val="16"/>
+          <w:szCs w:val="16"/>
+        </w:rPr>
+        <w:t>│</w:t>
+      </w:r>
+      <w:proofErr w:type="gramEnd"/>
+      <w:r>
+        <w:rPr>
+          <w:rFonts w:hint="eastAsia"/>
+          <w:sz w:val="16"/>
+          <w:szCs w:val="16"/>
+        </w:rPr>
+        <w:t xml:space="preserve">   </w:t>
+      </w:r>
+      <w:proofErr w:type="gramStart"/>
+      <w:r>
+        <w:rPr>
+          <w:rFonts w:hint="eastAsia"/>
+          <w:sz w:val="16"/>
+          <w:szCs w:val="16"/>
+        </w:rPr>
+        <w:t>├──</w:t>
+      </w:r>
+      <w:proofErr w:type="gramEnd"/>
+      <w:r>
+        <w:rPr>
+          <w:rFonts w:hint="eastAsia"/>
+          <w:sz w:val="16"/>
+          <w:szCs w:val="16"/>
+        </w:rPr>
+        <w:t xml:space="preserve"> constants/</w:t>
+      </w:r>
+    </w:p>
+    <w:p>
+      <w:pPr>
+        <w:spacing w:after="0" w:line="60" w:lineRule="auto"/>
+        <w:contextualSpacing/>
+        <w:rPr>
+          <w:rFonts w:hint="eastAsia"/>
+          <w:sz w:val="16"/>
+          <w:szCs w:val="16"/>
+        </w:rPr>
+      </w:pPr>
+      <w:proofErr w:type="gramStart"/>
+      <w:r>
+        <w:rPr>
+          <w:rFonts w:hint="eastAsia"/>
+          <w:sz w:val="16"/>
+          <w:szCs w:val="16"/>
+        </w:rPr>
+        <w:t>│</w:t>
+      </w:r>
+      <w:r>
+        <w:rPr>
+          <w:rFonts w:hint="eastAsia"/>
+          <w:sz w:val="16"/>
+          <w:szCs w:val="16"/>
+        </w:rPr>
+        <w:t xml:space="preserve">   </w:t>
+      </w:r>
+      <w:r>
+        <w:rPr>
+          <w:rFonts w:hint="eastAsia"/>
+          <w:sz w:val="16"/>
+          <w:szCs w:val="16"/>
+        </w:rPr>
+        <w:t>│</w:t>
+      </w:r>
+      <w:r>
+        <w:rPr>
+          <w:rFonts w:hint="eastAsia"/>
+          <w:sz w:val="16"/>
+          <w:szCs w:val="16"/>
+        </w:rPr>
+        <w:t xml:space="preserve">   </w:t>
+      </w:r>
+      <w:r>
+        <w:rPr>
+          <w:rFonts w:hint="eastAsia"/>
+          <w:sz w:val="16"/>
+          <w:szCs w:val="16"/>
+        </w:rPr>
+        <w:t>└──</w:t>
+      </w:r>
+      <w:proofErr w:type="gramEnd"/>
+      <w:r>
+        <w:rPr>
+          <w:rFonts w:hint="eastAsia"/>
+          <w:sz w:val="16"/>
+          <w:szCs w:val="16"/>
+        </w:rPr>
+        <w:t xml:space="preserve"> </w:t>
+      </w:r>
+      <w:proofErr w:type="spellStart"/>
+      <w:r>
+        <w:rPr>
+          <w:rFonts w:hint="eastAsia"/>
+          <w:sz w:val="16"/>
+          <w:szCs w:val="16"/>
+        </w:rPr>
+        <w:t>gameConfig.ts</w:t>
+      </w:r>
+      <w:proofErr w:type="spellEnd"/>
+      <w:r>
+        <w:rPr>
+          <w:rFonts w:hint="eastAsia"/>
+          <w:sz w:val="16"/>
+          <w:szCs w:val="16"/>
+        </w:rPr>
+        <w:t xml:space="preserve">            </w:t>
+      </w:r>
+      <w:r>
+        <w:rPr>
+          <w:rFonts w:hint="eastAsia"/>
+          <w:sz w:val="16"/>
+          <w:szCs w:val="16"/>
+        </w:rPr>
+        <w:t>←</w:t>
+      </w:r>
+      <w:r>
+        <w:rPr>
+          <w:rFonts w:hint="eastAsia"/>
+          <w:sz w:val="16"/>
+          <w:szCs w:val="16"/>
+        </w:rPr>
+        <w:t xml:space="preserve"> </w:t>
+      </w:r>
+      <w:r>
+        <w:rPr>
+          <w:rFonts w:hint="eastAsia"/>
+          <w:sz w:val="16"/>
+          <w:szCs w:val="16"/>
+        </w:rPr>
+        <w:t>所有常數和型別定義（數值上下限、公式係數、年齡池</w:t>
+      </w:r>
+      <w:proofErr w:type="gramStart"/>
+      <w:r>
+        <w:rPr>
+          <w:rFonts w:hint="eastAsia"/>
+          <w:sz w:val="16"/>
+          <w:szCs w:val="16"/>
+        </w:rPr>
+        <w:t>閾</w:t>
+      </w:r>
+      <w:proofErr w:type="gramEnd"/>
+      <w:r>
+        <w:rPr>
+          <w:rFonts w:hint="eastAsia"/>
+          <w:sz w:val="16"/>
+          <w:szCs w:val="16"/>
+        </w:rPr>
+        <w:t>值…）</w:t>
+      </w:r>
+    </w:p>
+    <w:p>
+      <w:pPr>
+        <w:spacing w:after="0" w:line="60" w:lineRule="auto"/>
+        <w:contextualSpacing/>
+        <w:rPr>
+          <w:rFonts w:hint="eastAsia"/>
+          <w:sz w:val="16"/>
+          <w:szCs w:val="16"/>
+        </w:rPr>
+      </w:pPr>
+      <w:proofErr w:type="gramStart"/>
+      <w:r>
+        <w:rPr>
+          <w:rFonts w:hint="eastAsia"/>
+          <w:sz w:val="16"/>
+          <w:szCs w:val="16"/>
+        </w:rPr>
+        <w:t>│</w:t>
+      </w:r>
+      <w:proofErr w:type="gramEnd"/>
+      <w:r>
+        <w:rPr>
+          <w:rFonts w:hint="eastAsia"/>
+          <w:sz w:val="16"/>
+          <w:szCs w:val="16"/>
+        </w:rPr>
+        <w:t xml:space="preserve">   </w:t>
+      </w:r>
+      <w:proofErr w:type="gramStart"/>
+      <w:r>
+        <w:rPr>
+          <w:rFonts w:hint="eastAsia"/>
+          <w:sz w:val="16"/>
+          <w:szCs w:val="16"/>
+        </w:rPr>
+        <w:t>├──</w:t>
+      </w:r>
+      <w:proofErr w:type="gramEnd"/>
+      <w:r>
+        <w:rPr>
+          <w:rFonts w:hint="eastAsia"/>
+          <w:sz w:val="16"/>
+          <w:szCs w:val="16"/>
+        </w:rPr>
+        <w:t xml:space="preserve"> store/</w:t>
+      </w:r>
+    </w:p>
+    <w:p>
+      <w:pPr>
+        <w:spacing w:after="0" w:line="60" w:lineRule="auto"/>
+        <w:contextualSpacing/>
+        <w:rPr>
+          <w:rFonts w:hint="eastAsia"/>
+          <w:sz w:val="16"/>
+          <w:szCs w:val="16"/>
+        </w:rPr>
+      </w:pPr>
+      <w:proofErr w:type="gramStart"/>
+      <w:r>
+        <w:rPr>
+          <w:rFonts w:hint="eastAsia"/>
+          <w:sz w:val="16"/>
+          <w:szCs w:val="16"/>
+        </w:rPr>
+        <w:t>│</w:t>
+      </w:r>
+      <w:r>
+        <w:rPr>
+          <w:rFonts w:hint="eastAsia"/>
+          <w:sz w:val="16"/>
+          <w:szCs w:val="16"/>
+        </w:rPr>
+        <w:t xml:space="preserve">   </w:t>
+      </w:r>
+      <w:r>
+        <w:rPr>
+          <w:rFonts w:hint="eastAsia"/>
+          <w:sz w:val="16"/>
+          <w:szCs w:val="16"/>
+        </w:rPr>
+        <w:t>│</w:t>
+      </w:r>
+      <w:r>
+        <w:rPr>
+          <w:rFonts w:hint="eastAsia"/>
+          <w:sz w:val="16"/>
+          <w:szCs w:val="16"/>
+        </w:rPr>
+        <w:t xml:space="preserve">   </w:t>
+      </w:r>
+      <w:r>
+        <w:rPr>
+          <w:rFonts w:hint="eastAsia"/>
+          <w:sz w:val="16"/>
+          <w:szCs w:val="16"/>
+        </w:rPr>
+        <w:t>└──</w:t>
+      </w:r>
+      <w:proofErr w:type="gramEnd"/>
+      <w:r>
+        <w:rPr>
+          <w:rFonts w:hint="eastAsia"/>
+          <w:sz w:val="16"/>
+          <w:szCs w:val="16"/>
+        </w:rPr>
+        <w:t xml:space="preserve"> </w:t>
+      </w:r>
+      <w:proofErr w:type="spellStart"/>
+      <w:r>
+        <w:rPr>
+          <w:rFonts w:hint="eastAsia"/>
+          <w:sz w:val="16"/>
+          <w:szCs w:val="16"/>
+        </w:rPr>
+        <w:t>gameStore.ts</w:t>
+      </w:r>
+      <w:proofErr w:type="spellEnd"/>
+      <w:r>
+        <w:rPr>
+          <w:rFonts w:hint="eastAsia"/>
+          <w:sz w:val="16"/>
+          <w:szCs w:val="16"/>
+        </w:rPr>
+        <w:t xml:space="preserve">             </w:t>
+      </w:r>
+      <w:r>
+        <w:rPr>
+          <w:rFonts w:hint="eastAsia"/>
+          <w:sz w:val="16"/>
+          <w:szCs w:val="16"/>
+        </w:rPr>
+        <w:t>←</w:t>
+      </w:r>
+      <w:r>
+        <w:rPr>
+          <w:rFonts w:hint="eastAsia"/>
+          <w:sz w:val="16"/>
+          <w:szCs w:val="16"/>
+        </w:rPr>
+        <w:t xml:space="preserve"> </w:t>
+      </w:r>
+      <w:r>
+        <w:rPr>
+          <w:rFonts w:hint="eastAsia"/>
+          <w:sz w:val="16"/>
+          <w:szCs w:val="16"/>
+        </w:rPr>
+        <w:t>遊戲狀態總管（所有數值、方法都在這裡）</w:t>
+      </w:r>
+    </w:p>
+    <w:p>
+      <w:pPr>
+        <w:spacing w:after="0" w:line="60" w:lineRule="auto"/>
+        <w:contextualSpacing/>
+        <w:rPr>
+          <w:rFonts w:hint="eastAsia"/>
+          <w:sz w:val="16"/>
+          <w:szCs w:val="16"/>
+        </w:rPr>
+      </w:pPr>
+      <w:proofErr w:type="gramStart"/>
+      <w:r>
+        <w:rPr>
+          <w:rFonts w:hint="eastAsia"/>
+          <w:sz w:val="16"/>
+          <w:szCs w:val="16"/>
+        </w:rPr>
+        <w:t>│</w:t>
+      </w:r>
+      <w:proofErr w:type="gramEnd"/>
+      <w:r>
+        <w:rPr>
+          <w:rFonts w:hint="eastAsia"/>
+          <w:sz w:val="16"/>
+          <w:szCs w:val="16"/>
+        </w:rPr>
+        <w:t xml:space="preserve">   </w:t>
+      </w:r>
+      <w:proofErr w:type="gramStart"/>
+      <w:r>
+        <w:rPr>
+          <w:rFonts w:hint="eastAsia"/>
+          <w:sz w:val="16"/>
+          <w:szCs w:val="16"/>
+        </w:rPr>
+        <w:t>├──</w:t>
+      </w:r>
+      <w:proofErr w:type="gramEnd"/>
+      <w:r>
+        <w:rPr>
+          <w:rFonts w:hint="eastAsia"/>
+          <w:sz w:val="16"/>
+          <w:szCs w:val="16"/>
+        </w:rPr>
+        <w:t xml:space="preserve"> data/</w:t>
+      </w:r>
+    </w:p>
+    <w:p>
+      <w:pPr>
+        <w:spacing w:after="0" w:line="60" w:lineRule="auto"/>
+        <w:contextualSpacing/>
+        <w:rPr>
+          <w:rFonts w:hint="eastAsia"/>
+          <w:sz w:val="16"/>
+          <w:szCs w:val="16"/>
+        </w:rPr>
+      </w:pPr>
+      <w:proofErr w:type="gramStart"/>
+      <w:r>
+        <w:rPr>
+          <w:rFonts w:hint="eastAsia"/>
+          <w:sz w:val="16"/>
+          <w:szCs w:val="16"/>
+        </w:rPr>
+        <w:t>│</w:t>
+      </w:r>
+      <w:r>
+        <w:rPr>
+          <w:rFonts w:hint="eastAsia"/>
+          <w:sz w:val="16"/>
+          <w:szCs w:val="16"/>
+        </w:rPr>
+        <w:t xml:space="preserve">   </w:t>
+      </w:r>
+      <w:r>
+        <w:rPr>
+          <w:rFonts w:hint="eastAsia"/>
+          <w:sz w:val="16"/>
+          <w:szCs w:val="16"/>
+        </w:rPr>
+        <w:t>│</w:t>
+      </w:r>
+      <w:r>
+        <w:rPr>
+          <w:rFonts w:hint="eastAsia"/>
+          <w:sz w:val="16"/>
+          <w:szCs w:val="16"/>
+        </w:rPr>
+        <w:t xml:space="preserve">   </w:t>
+      </w:r>
+      <w:r>
+        <w:rPr>
+          <w:rFonts w:hint="eastAsia"/>
+          <w:sz w:val="16"/>
+          <w:szCs w:val="16"/>
+        </w:rPr>
+        <w:t>└──</w:t>
+      </w:r>
+      <w:proofErr w:type="gramEnd"/>
+      <w:r>
+        <w:rPr>
+          <w:rFonts w:hint="eastAsia"/>
+          <w:sz w:val="16"/>
+          <w:szCs w:val="16"/>
+        </w:rPr>
+        <w:t xml:space="preserve"> </w:t>
+      </w:r>
+      <w:proofErr w:type="spellStart"/>
+      <w:r>
+        <w:rPr>
+          <w:rFonts w:hint="eastAsia"/>
+          <w:sz w:val="16"/>
+          <w:szCs w:val="16"/>
+        </w:rPr>
+        <w:t>iChingMatrix.ts</w:t>
+      </w:r>
+      <w:proofErr w:type="spellEnd"/>
+      <w:r>
+        <w:rPr>
+          <w:rFonts w:hint="eastAsia"/>
+          <w:sz w:val="16"/>
+          <w:szCs w:val="16"/>
+        </w:rPr>
+        <w:t xml:space="preserve">          </w:t>
+      </w:r>
+      <w:r>
+        <w:rPr>
+          <w:rFonts w:hint="eastAsia"/>
+          <w:sz w:val="16"/>
+          <w:szCs w:val="16"/>
+        </w:rPr>
+        <w:t>←</w:t>
+      </w:r>
+      <w:r>
+        <w:rPr>
+          <w:rFonts w:hint="eastAsia"/>
+          <w:sz w:val="16"/>
+          <w:szCs w:val="16"/>
+        </w:rPr>
+        <w:t xml:space="preserve"> </w:t>
+      </w:r>
+      <w:r>
+        <w:rPr>
+          <w:rFonts w:hint="eastAsia"/>
+          <w:sz w:val="16"/>
+          <w:szCs w:val="16"/>
+        </w:rPr>
+        <w:t>易經</w:t>
+      </w:r>
+      <w:r>
+        <w:rPr>
+          <w:rFonts w:hint="eastAsia"/>
+          <w:sz w:val="16"/>
+          <w:szCs w:val="16"/>
+        </w:rPr>
+        <w:t xml:space="preserve"> 32 </w:t>
+      </w:r>
+      <w:r>
+        <w:rPr>
+          <w:rFonts w:hint="eastAsia"/>
+          <w:sz w:val="16"/>
+          <w:szCs w:val="16"/>
+        </w:rPr>
+        <w:t>對卦</w:t>
+      </w:r>
+      <w:proofErr w:type="gramStart"/>
+      <w:r>
+        <w:rPr>
+          <w:rFonts w:hint="eastAsia"/>
+          <w:sz w:val="16"/>
+          <w:szCs w:val="16"/>
+        </w:rPr>
+        <w:t>象</w:t>
+      </w:r>
+      <w:proofErr w:type="gramEnd"/>
+      <w:r>
+        <w:rPr>
+          <w:rFonts w:hint="eastAsia"/>
+          <w:sz w:val="16"/>
+          <w:szCs w:val="16"/>
+        </w:rPr>
+        <w:t>資料（階段一和四共用）</w:t>
+      </w:r>
+    </w:p>
+    <w:p>
+      <w:pPr>
+        <w:spacing w:after="0" w:line="60" w:lineRule="auto"/>
+        <w:contextualSpacing/>
+        <w:rPr>
+          <w:rFonts w:hint="eastAsia"/>
+          <w:sz w:val="16"/>
+          <w:szCs w:val="16"/>
+        </w:rPr>
+      </w:pPr>
+      <w:proofErr w:type="gramStart"/>
+      <w:r>
+        <w:rPr>
+          <w:rFonts w:hint="eastAsia"/>
+          <w:sz w:val="16"/>
+          <w:szCs w:val="16"/>
+        </w:rPr>
+        <w:t>│</w:t>
+      </w:r>
+      <w:proofErr w:type="gramEnd"/>
+      <w:r>
+        <w:rPr>
+          <w:rFonts w:hint="eastAsia"/>
+          <w:sz w:val="16"/>
+          <w:szCs w:val="16"/>
+        </w:rPr>
+        <w:t xml:space="preserve">   </w:t>
+      </w:r>
+      <w:proofErr w:type="gramStart"/>
+      <w:r>
+        <w:rPr>
+          <w:rFonts w:hint="eastAsia"/>
+          <w:sz w:val="16"/>
+          <w:szCs w:val="16"/>
+        </w:rPr>
+        <w:t>└──</w:t>
+      </w:r>
+      <w:proofErr w:type="gramEnd"/>
+      <w:r>
+        <w:rPr>
+          <w:rFonts w:hint="eastAsia"/>
+          <w:sz w:val="16"/>
+          <w:szCs w:val="16"/>
+        </w:rPr>
+        <w:t xml:space="preserve"> physics/</w:t>
+      </w:r>
+    </w:p>
+    <w:p>
+      <w:pPr>
+        <w:spacing w:after="0" w:line="60" w:lineRule="auto"/>
+        <w:contextualSpacing/>
+        <w:rPr>
+          <w:rFonts w:hint="eastAsia"/>
+          <w:sz w:val="16"/>
+          <w:szCs w:val="16"/>
+        </w:rPr>
+      </w:pPr>
+      <w:proofErr w:type="gramStart"/>
+      <w:r>
+        <w:rPr>
+          <w:rFonts w:hint="eastAsia"/>
+          <w:sz w:val="16"/>
+          <w:szCs w:val="16"/>
+        </w:rPr>
+        <w:t>│</w:t>
+      </w:r>
+      <w:proofErr w:type="gramEnd"/>
+      <w:r>
+        <w:rPr>
+          <w:rFonts w:hint="eastAsia"/>
+          <w:sz w:val="16"/>
+          <w:szCs w:val="16"/>
+        </w:rPr>
+        <w:t xml:space="preserve">       </w:t>
+      </w:r>
+      <w:proofErr w:type="gramStart"/>
+      <w:r>
+        <w:rPr>
+          <w:rFonts w:hint="eastAsia"/>
+          <w:sz w:val="16"/>
+          <w:szCs w:val="16"/>
+        </w:rPr>
+        <w:t>└──</w:t>
+      </w:r>
+      <w:proofErr w:type="gramEnd"/>
+      <w:r>
+        <w:rPr>
+          <w:rFonts w:hint="eastAsia"/>
+          <w:sz w:val="16"/>
+          <w:szCs w:val="16"/>
+        </w:rPr>
+        <w:t xml:space="preserve"> </w:t>
+      </w:r>
+      <w:proofErr w:type="spellStart"/>
+      <w:r>
+        <w:rPr>
+          <w:rFonts w:hint="eastAsia"/>
+          <w:sz w:val="16"/>
+          <w:szCs w:val="16"/>
+        </w:rPr>
+        <w:t>bioHijackFormulas.ts</w:t>
+      </w:r>
+      <w:proofErr w:type="spellEnd"/>
+      <w:r>
+        <w:rPr>
+          <w:rFonts w:hint="eastAsia"/>
+          <w:sz w:val="16"/>
+          <w:szCs w:val="16"/>
+        </w:rPr>
+        <w:t xml:space="preserve">     </w:t>
+      </w:r>
+      <w:r>
+        <w:rPr>
+          <w:rFonts w:hint="eastAsia"/>
+          <w:sz w:val="16"/>
+          <w:szCs w:val="16"/>
+        </w:rPr>
+        <w:t>←</w:t>
+      </w:r>
+      <w:r>
+        <w:rPr>
+          <w:rFonts w:hint="eastAsia"/>
+          <w:sz w:val="16"/>
+          <w:szCs w:val="16"/>
+        </w:rPr>
+        <w:t xml:space="preserve"> </w:t>
+      </w:r>
+      <w:r>
+        <w:rPr>
+          <w:rFonts w:hint="eastAsia"/>
+          <w:sz w:val="16"/>
+          <w:szCs w:val="16"/>
+        </w:rPr>
+        <w:t>舊版激素公式（待整理，目前備而不用）</w:t>
+      </w:r>
+    </w:p>
+    <w:p>
+      <w:pPr>
+        <w:spacing w:after="0" w:line="60" w:lineRule="auto"/>
+        <w:contextualSpacing/>
+        <w:rPr>
+          <w:rFonts w:hint="eastAsia"/>
+          <w:sz w:val="16"/>
+          <w:szCs w:val="16"/>
+        </w:rPr>
+      </w:pPr>
+      <w:proofErr w:type="gramStart"/>
+      <w:r>
+        <w:rPr>
+          <w:rFonts w:hint="eastAsia"/>
+          <w:sz w:val="16"/>
+          <w:szCs w:val="16"/>
+        </w:rPr>
+        <w:t>│</w:t>
+      </w:r>
+      <w:proofErr w:type="gramEnd"/>
+    </w:p>
+    <w:p>
+      <w:pPr>
+        <w:spacing w:after="0" w:line="60" w:lineRule="auto"/>
+        <w:contextualSpacing/>
+        <w:rPr>
+          <w:rFonts w:hint="eastAsia"/>
+          <w:sz w:val="16"/>
+          <w:szCs w:val="16"/>
+        </w:rPr>
+      </w:pPr>
+      <w:proofErr w:type="gramStart"/>
+      <w:r>
+        <w:rPr>
+          <w:rFonts w:hint="eastAsia"/>
+          <w:sz w:val="16"/>
+          <w:szCs w:val="16"/>
+        </w:rPr>
+        <w:t>├──</w:t>
+      </w:r>
+      <w:proofErr w:type="gramEnd"/>
+      <w:r>
+        <w:rPr>
+          <w:rFonts w:hint="eastAsia"/>
+          <w:sz w:val="16"/>
+          <w:szCs w:val="16"/>
+        </w:rPr>
+        <w:t xml:space="preserve"> phases/                          </w:t>
+      </w:r>
+      <w:r>
+        <w:rPr>
+          <w:rFonts w:hint="eastAsia"/>
+          <w:sz w:val="16"/>
+          <w:szCs w:val="16"/>
+        </w:rPr>
+        <w:t>←</w:t>
+      </w:r>
+      <w:r>
+        <w:rPr>
+          <w:rFonts w:hint="eastAsia"/>
+          <w:sz w:val="16"/>
+          <w:szCs w:val="16"/>
+        </w:rPr>
+        <w:t xml:space="preserve"> </w:t>
+      </w:r>
+      <w:r>
+        <w:rPr>
+          <w:rFonts w:ascii="Segoe UI Emoji" w:hAnsi="Segoe UI Emoji" w:cs="Segoe UI Emoji"/>
+          <w:sz w:val="16"/>
+          <w:szCs w:val="16"/>
+        </w:rPr>
+        <w:t>🚪</w:t>
+      </w:r>
+      <w:r>
+        <w:rPr>
+          <w:rFonts w:hint="eastAsia"/>
+          <w:sz w:val="16"/>
+          <w:szCs w:val="16"/>
+        </w:rPr>
+        <w:t xml:space="preserve"> </w:t>
+      </w:r>
+      <w:r>
+        <w:rPr>
+          <w:rFonts w:hint="eastAsia"/>
+          <w:sz w:val="16"/>
+          <w:szCs w:val="16"/>
+        </w:rPr>
+        <w:t>四大階段，各自獨立</w:t>
+      </w:r>
+    </w:p>
+    <w:p>
+      <w:pPr>
+        <w:spacing w:after="0" w:line="60" w:lineRule="auto"/>
+        <w:contextualSpacing/>
+        <w:rPr>
+          <w:rFonts w:hint="eastAsia"/>
+          <w:sz w:val="16"/>
+          <w:szCs w:val="16"/>
+        </w:rPr>
+      </w:pPr>
+      <w:proofErr w:type="gramStart"/>
+      <w:r>
+        <w:rPr>
+          <w:rFonts w:hint="eastAsia"/>
+          <w:sz w:val="16"/>
+          <w:szCs w:val="16"/>
+        </w:rPr>
+        <w:t>│</w:t>
+      </w:r>
+      <w:proofErr w:type="gramEnd"/>
+      <w:r>
+        <w:rPr>
+          <w:rFonts w:hint="eastAsia"/>
+          <w:sz w:val="16"/>
+          <w:szCs w:val="16"/>
+        </w:rPr>
+        <w:t xml:space="preserve">   </w:t>
+      </w:r>
+      <w:proofErr w:type="gramStart"/>
+      <w:r>
+        <w:rPr>
+          <w:rFonts w:hint="eastAsia"/>
+          <w:sz w:val="16"/>
+          <w:szCs w:val="16"/>
+        </w:rPr>
+        <w:t>│</w:t>
+      </w:r>
+      <w:proofErr w:type="gramEnd"/>
+    </w:p>
+    <w:p>
+      <w:pPr>
+        <w:spacing w:after="0" w:line="60" w:lineRule="auto"/>
+        <w:contextualSpacing/>
+        <w:rPr>
+          <w:sz w:val="16"/>
+          <w:szCs w:val="16"/>
+        </w:rPr>
+      </w:pPr>
+      <w:proofErr w:type="gramStart"/>
+      <w:r>
+        <w:rPr>
+          <w:rFonts w:hint="eastAsia"/>
+          <w:sz w:val="16"/>
+          <w:szCs w:val="16"/>
+        </w:rPr>
+        <w:t>│</w:t>
+      </w:r>
+      <w:proofErr w:type="gramEnd"/>
+      <w:r>
+        <w:rPr>
+          <w:sz w:val="16"/>
+          <w:szCs w:val="16"/>
+        </w:rPr>
+        <w:t xml:space="preserve">   </w:t>
+      </w:r>
+      <w:proofErr w:type="gramStart"/>
+      <w:r>
+        <w:rPr>
+          <w:rFonts w:hint="eastAsia"/>
+          <w:sz w:val="16"/>
+          <w:szCs w:val="16"/>
+        </w:rPr>
+        <w:t>├──</w:t>
+      </w:r>
+      <w:proofErr w:type="gramEnd"/>
+      <w:r>
+        <w:rPr>
+          <w:sz w:val="16"/>
+          <w:szCs w:val="16"/>
+        </w:rPr>
+        <w:t xml:space="preserve"> 01_Calibration/              </w:t>
+      </w:r>
+      <w:r>
+        <w:rPr>
+          <w:rFonts w:hint="eastAsia"/>
+          <w:sz w:val="16"/>
+          <w:szCs w:val="16"/>
+        </w:rPr>
+        <w:t>←</w:t>
+      </w:r>
+      <w:r>
+        <w:rPr>
+          <w:sz w:val="16"/>
+          <w:szCs w:val="16"/>
+        </w:rPr>
+        <w:t xml:space="preserve"> </w:t>
+      </w:r>
+      <w:r>
+        <w:rPr>
+          <w:rFonts w:ascii="Segoe UI Emoji" w:hAnsi="Segoe UI Emoji" w:cs="Segoe UI Emoji"/>
+          <w:sz w:val="16"/>
+          <w:szCs w:val="16"/>
+        </w:rPr>
+        <w:t>⬛</w:t>
+      </w:r>
+      <w:r>
+        <w:rPr>
+          <w:sz w:val="16"/>
+          <w:szCs w:val="16"/>
+        </w:rPr>
+        <w:t xml:space="preserve"> </w:t>
+      </w:r>
+      <w:r>
+        <w:rPr>
+          <w:rFonts w:hint="eastAsia"/>
+          <w:sz w:val="16"/>
+          <w:szCs w:val="16"/>
+        </w:rPr>
+        <w:t>階段一：靈魂校準（轉生大廳壓力面試）</w:t>
+      </w:r>
+    </w:p>
+    <w:p>
+      <w:pPr>
+        <w:spacing w:after="0" w:line="60" w:lineRule="auto"/>
+        <w:contextualSpacing/>
+        <w:rPr>
+          <w:rFonts w:hint="eastAsia"/>
+          <w:sz w:val="16"/>
+          <w:szCs w:val="16"/>
+        </w:rPr>
+      </w:pPr>
+      <w:proofErr w:type="gramStart"/>
+      <w:r>
+        <w:rPr>
+          <w:rFonts w:hint="eastAsia"/>
+          <w:sz w:val="16"/>
+          <w:szCs w:val="16"/>
+        </w:rPr>
+        <w:t>│</w:t>
+      </w:r>
+      <w:r>
+        <w:rPr>
+          <w:rFonts w:hint="eastAsia"/>
+          <w:sz w:val="16"/>
+          <w:szCs w:val="16"/>
+        </w:rPr>
+        <w:t xml:space="preserve">   </w:t>
+      </w:r>
+      <w:r>
+        <w:rPr>
+          <w:rFonts w:hint="eastAsia"/>
+          <w:sz w:val="16"/>
+          <w:szCs w:val="16"/>
+        </w:rPr>
+        <w:t>│</w:t>
+      </w:r>
+      <w:r>
+        <w:rPr>
+          <w:rFonts w:hint="eastAsia"/>
+          <w:sz w:val="16"/>
+          <w:szCs w:val="16"/>
+        </w:rPr>
+        <w:t xml:space="preserve">   </w:t>
+      </w:r>
+      <w:r>
+        <w:rPr>
+          <w:rFonts w:hint="eastAsia"/>
+          <w:sz w:val="16"/>
+          <w:szCs w:val="16"/>
+        </w:rPr>
+        <w:t>├──</w:t>
+      </w:r>
+      <w:proofErr w:type="gramEnd"/>
+      <w:r>
+        <w:rPr>
+          <w:rFonts w:hint="eastAsia"/>
+          <w:sz w:val="16"/>
+          <w:szCs w:val="16"/>
+        </w:rPr>
+        <w:t xml:space="preserve"> data/</w:t>
+      </w:r>
+    </w:p>
+    <w:p>
+      <w:pPr>
+        <w:spacing w:after="0" w:line="60" w:lineRule="auto"/>
+        <w:contextualSpacing/>
+        <w:rPr>
+          <w:rFonts w:hint="eastAsia"/>
+          <w:sz w:val="16"/>
+          <w:szCs w:val="16"/>
+        </w:rPr>
+      </w:pPr>
+      <w:proofErr w:type="gramStart"/>
+      <w:r>
+        <w:rPr>
+          <w:rFonts w:hint="eastAsia"/>
+          <w:sz w:val="16"/>
+          <w:szCs w:val="16"/>
+        </w:rPr>
+        <w:t>│</w:t>
+      </w:r>
+      <w:r>
+        <w:rPr>
+          <w:rFonts w:hint="eastAsia"/>
+          <w:sz w:val="16"/>
+          <w:szCs w:val="16"/>
+        </w:rPr>
+        <w:t xml:space="preserve">   </w:t>
+      </w:r>
+      <w:r>
+        <w:rPr>
+          <w:rFonts w:hint="eastAsia"/>
+          <w:sz w:val="16"/>
+          <w:szCs w:val="16"/>
+        </w:rPr>
+        <w:t>│</w:t>
+      </w:r>
+      <w:r>
+        <w:rPr>
+          <w:rFonts w:hint="eastAsia"/>
+          <w:sz w:val="16"/>
+          <w:szCs w:val="16"/>
+        </w:rPr>
+        <w:t xml:space="preserve">   </w:t>
+      </w:r>
+      <w:r>
+        <w:rPr>
+          <w:rFonts w:hint="eastAsia"/>
+          <w:sz w:val="16"/>
+          <w:szCs w:val="16"/>
+        </w:rPr>
+        <w:t>│</w:t>
+      </w:r>
+      <w:proofErr w:type="gramEnd"/>
+      <w:r>
+        <w:rPr>
+          <w:rFonts w:hint="eastAsia"/>
+          <w:sz w:val="16"/>
+          <w:szCs w:val="16"/>
+        </w:rPr>
+        <w:t xml:space="preserve">   </w:t>
+      </w:r>
+      <w:proofErr w:type="gramStart"/>
+      <w:r>
+        <w:rPr>
+          <w:rFonts w:hint="eastAsia"/>
+          <w:sz w:val="16"/>
+          <w:szCs w:val="16"/>
+        </w:rPr>
+        <w:t>└──</w:t>
+      </w:r>
+      <w:proofErr w:type="gramEnd"/>
+      <w:r>
+        <w:rPr>
+          <w:rFonts w:hint="eastAsia"/>
+          <w:sz w:val="16"/>
+          <w:szCs w:val="16"/>
+        </w:rPr>
+        <w:t xml:space="preserve"> </w:t>
+      </w:r>
+      <w:proofErr w:type="spellStart"/>
+      <w:r>
+        <w:rPr>
+          <w:rFonts w:hint="eastAsia"/>
+          <w:sz w:val="16"/>
+          <w:szCs w:val="16"/>
+        </w:rPr>
+        <w:t>mockQuestion.ts</w:t>
+      </w:r>
+      <w:proofErr w:type="spellEnd"/>
+      <w:r>
+        <w:rPr>
+          <w:rFonts w:hint="eastAsia"/>
+          <w:sz w:val="16"/>
+          <w:szCs w:val="16"/>
+        </w:rPr>
+        <w:t xml:space="preserve">      </w:t>
+      </w:r>
+      <w:r>
+        <w:rPr>
+          <w:rFonts w:hint="eastAsia"/>
+          <w:sz w:val="16"/>
+          <w:szCs w:val="16"/>
+        </w:rPr>
+        <w:t>←</w:t>
+      </w:r>
+      <w:r>
+        <w:rPr>
+          <w:rFonts w:hint="eastAsia"/>
+          <w:sz w:val="16"/>
+          <w:szCs w:val="16"/>
+        </w:rPr>
+        <w:t xml:space="preserve"> </w:t>
+      </w:r>
+      <w:r>
+        <w:rPr>
+          <w:rFonts w:hint="eastAsia"/>
+          <w:sz w:val="16"/>
+          <w:szCs w:val="16"/>
+        </w:rPr>
+        <w:t>目前</w:t>
+      </w:r>
+      <w:r>
+        <w:rPr>
+          <w:rFonts w:hint="eastAsia"/>
+          <w:sz w:val="16"/>
+          <w:szCs w:val="16"/>
+        </w:rPr>
+        <w:t xml:space="preserve"> 2 </w:t>
+      </w:r>
+      <w:r>
+        <w:rPr>
+          <w:rFonts w:hint="eastAsia"/>
+          <w:sz w:val="16"/>
+          <w:szCs w:val="16"/>
+        </w:rPr>
+        <w:t>題</w:t>
+      </w:r>
+      <w:r>
+        <w:rPr>
+          <w:rFonts w:hint="eastAsia"/>
+          <w:sz w:val="16"/>
+          <w:szCs w:val="16"/>
+        </w:rPr>
+        <w:t xml:space="preserve"> mock </w:t>
+      </w:r>
+      <w:r>
+        <w:rPr>
+          <w:rFonts w:hint="eastAsia"/>
+          <w:sz w:val="16"/>
+          <w:szCs w:val="16"/>
+        </w:rPr>
+        <w:t>情境（之後擴充為</w:t>
+      </w:r>
+      <w:r>
+        <w:rPr>
+          <w:rFonts w:hint="eastAsia"/>
+          <w:sz w:val="16"/>
+          <w:szCs w:val="16"/>
+        </w:rPr>
+        <w:t xml:space="preserve"> 16 </w:t>
+      </w:r>
+      <w:r>
+        <w:rPr>
+          <w:rFonts w:hint="eastAsia"/>
+          <w:sz w:val="16"/>
+          <w:szCs w:val="16"/>
+        </w:rPr>
+        <w:t>題）</w:t>
+      </w:r>
+    </w:p>
+    <w:p>
+      <w:pPr>
+        <w:spacing w:after="0" w:line="60" w:lineRule="auto"/>
+        <w:contextualSpacing/>
+        <w:rPr>
+          <w:rFonts w:hint="eastAsia"/>
+          <w:sz w:val="16"/>
+          <w:szCs w:val="16"/>
+        </w:rPr>
+      </w:pPr>
+      <w:proofErr w:type="gramStart"/>
+      <w:r>
+        <w:rPr>
+          <w:rFonts w:hint="eastAsia"/>
+          <w:sz w:val="16"/>
+          <w:szCs w:val="16"/>
+        </w:rPr>
+        <w:t>│</w:t>
+      </w:r>
+      <w:r>
+        <w:rPr>
+          <w:rFonts w:hint="eastAsia"/>
+          <w:sz w:val="16"/>
+          <w:szCs w:val="16"/>
+        </w:rPr>
+        <w:t xml:space="preserve">   </w:t>
+      </w:r>
+      <w:r>
+        <w:rPr>
+          <w:rFonts w:hint="eastAsia"/>
+          <w:sz w:val="16"/>
+          <w:szCs w:val="16"/>
+        </w:rPr>
+        <w:t>│</w:t>
+      </w:r>
+      <w:r>
+        <w:rPr>
+          <w:rFonts w:hint="eastAsia"/>
+          <w:sz w:val="16"/>
+          <w:szCs w:val="16"/>
+        </w:rPr>
+        <w:t xml:space="preserve">   </w:t>
+      </w:r>
+      <w:r>
+        <w:rPr>
+          <w:rFonts w:hint="eastAsia"/>
+          <w:sz w:val="16"/>
+          <w:szCs w:val="16"/>
+        </w:rPr>
+        <w:t>├──</w:t>
+      </w:r>
+      <w:proofErr w:type="gramEnd"/>
+      <w:r>
+        <w:rPr>
+          <w:rFonts w:hint="eastAsia"/>
+          <w:sz w:val="16"/>
+          <w:szCs w:val="16"/>
+        </w:rPr>
+        <w:t xml:space="preserve"> logic/                   </w:t>
+      </w:r>
+      <w:r>
+        <w:rPr>
+          <w:rFonts w:hint="eastAsia"/>
+          <w:sz w:val="16"/>
+          <w:szCs w:val="16"/>
+        </w:rPr>
+        <w:t>←</w:t>
+      </w:r>
+      <w:r>
+        <w:rPr>
+          <w:rFonts w:hint="eastAsia"/>
+          <w:sz w:val="16"/>
+          <w:szCs w:val="16"/>
+        </w:rPr>
+        <w:t xml:space="preserve"> </w:t>
+      </w:r>
+      <w:r>
+        <w:rPr>
+          <w:rFonts w:hint="eastAsia"/>
+          <w:sz w:val="16"/>
+          <w:szCs w:val="16"/>
+        </w:rPr>
+        <w:t>（空，待填）</w:t>
+      </w:r>
+    </w:p>
+    <w:p>
+      <w:pPr>
+        <w:spacing w:after="0" w:line="60" w:lineRule="auto"/>
+        <w:contextualSpacing/>
+        <w:rPr>
+          <w:rFonts w:hint="eastAsia"/>
+          <w:sz w:val="16"/>
+          <w:szCs w:val="16"/>
+        </w:rPr>
+      </w:pPr>
+      <w:proofErr w:type="gramStart"/>
+      <w:r>
+        <w:rPr>
+          <w:rFonts w:hint="eastAsia"/>
+          <w:sz w:val="16"/>
+          <w:szCs w:val="16"/>
+        </w:rPr>
+        <w:t>│</w:t>
+      </w:r>
+      <w:r>
+        <w:rPr>
+          <w:rFonts w:hint="eastAsia"/>
+          <w:sz w:val="16"/>
+          <w:szCs w:val="16"/>
+        </w:rPr>
+        <w:t xml:space="preserve">   </w:t>
+      </w:r>
+      <w:r>
+        <w:rPr>
+          <w:rFonts w:hint="eastAsia"/>
+          <w:sz w:val="16"/>
+          <w:szCs w:val="16"/>
+        </w:rPr>
+        <w:t>│</w:t>
+      </w:r>
+      <w:r>
+        <w:rPr>
+          <w:rFonts w:hint="eastAsia"/>
+          <w:sz w:val="16"/>
+          <w:szCs w:val="16"/>
+        </w:rPr>
+        <w:t xml:space="preserve">   </w:t>
+      </w:r>
+      <w:r>
+        <w:rPr>
+          <w:rFonts w:hint="eastAsia"/>
+          <w:sz w:val="16"/>
+          <w:szCs w:val="16"/>
+        </w:rPr>
+        <w:t>└──</w:t>
+      </w:r>
+      <w:proofErr w:type="gramEnd"/>
+      <w:r>
+        <w:rPr>
+          <w:rFonts w:hint="eastAsia"/>
+          <w:sz w:val="16"/>
+          <w:szCs w:val="16"/>
+        </w:rPr>
+        <w:t xml:space="preserve"> </w:t>
+      </w:r>
+      <w:proofErr w:type="spellStart"/>
+      <w:r>
+        <w:rPr>
+          <w:rFonts w:hint="eastAsia"/>
+          <w:sz w:val="16"/>
+          <w:szCs w:val="16"/>
+        </w:rPr>
+        <w:t>ui</w:t>
+      </w:r>
+      <w:proofErr w:type="spellEnd"/>
+      <w:r>
+        <w:rPr>
+          <w:rFonts w:hint="eastAsia"/>
+          <w:sz w:val="16"/>
+          <w:szCs w:val="16"/>
+        </w:rPr>
+        <w:t>/</w:t>
+      </w:r>
+    </w:p>
+    <w:p>
+      <w:pPr>
+        <w:spacing w:after="0" w:line="60" w:lineRule="auto"/>
+        <w:contextualSpacing/>
+        <w:rPr>
+          <w:rFonts w:hint="eastAsia"/>
+          <w:sz w:val="16"/>
+          <w:szCs w:val="16"/>
+        </w:rPr>
+      </w:pPr>
+      <w:proofErr w:type="gramStart"/>
+      <w:r>
+        <w:rPr>
+          <w:rFonts w:hint="eastAsia"/>
+          <w:sz w:val="16"/>
+          <w:szCs w:val="16"/>
+        </w:rPr>
+        <w:t>│</w:t>
+      </w:r>
+      <w:proofErr w:type="gramEnd"/>
+      <w:r>
+        <w:rPr>
+          <w:rFonts w:hint="eastAsia"/>
+          <w:sz w:val="16"/>
+          <w:szCs w:val="16"/>
+        </w:rPr>
+        <w:t xml:space="preserve">   </w:t>
+      </w:r>
+      <w:proofErr w:type="gramStart"/>
+      <w:r>
+        <w:rPr>
+          <w:rFonts w:hint="eastAsia"/>
+          <w:sz w:val="16"/>
+          <w:szCs w:val="16"/>
+        </w:rPr>
+        <w:t>│</w:t>
+      </w:r>
+      <w:proofErr w:type="gramEnd"/>
+      <w:r>
+        <w:rPr>
+          <w:rFonts w:hint="eastAsia"/>
+          <w:sz w:val="16"/>
+          <w:szCs w:val="16"/>
+        </w:rPr>
+        <w:t xml:space="preserve">       </w:t>
+      </w:r>
+      <w:proofErr w:type="gramStart"/>
+      <w:r>
+        <w:rPr>
+          <w:rFonts w:hint="eastAsia"/>
+          <w:sz w:val="16"/>
+          <w:szCs w:val="16"/>
+        </w:rPr>
+        <w:t>└──</w:t>
+      </w:r>
+      <w:proofErr w:type="gramEnd"/>
+      <w:r>
+        <w:rPr>
+          <w:rFonts w:hint="eastAsia"/>
+          <w:sz w:val="16"/>
+          <w:szCs w:val="16"/>
+        </w:rPr>
+        <w:t xml:space="preserve"> </w:t>
+      </w:r>
+      <w:proofErr w:type="spellStart"/>
+      <w:r>
+        <w:rPr>
+          <w:rFonts w:hint="eastAsia"/>
+          <w:sz w:val="16"/>
+          <w:szCs w:val="16"/>
+        </w:rPr>
+        <w:t>CalibrationScreen.tsx</w:t>
+      </w:r>
+      <w:proofErr w:type="spellEnd"/>
+      <w:r>
+        <w:rPr>
+          <w:rFonts w:hint="eastAsia"/>
+          <w:sz w:val="16"/>
+          <w:szCs w:val="16"/>
+        </w:rPr>
+        <w:t xml:space="preserve"> </w:t>
+      </w:r>
+      <w:r>
+        <w:rPr>
+          <w:rFonts w:hint="eastAsia"/>
+          <w:sz w:val="16"/>
+          <w:szCs w:val="16"/>
+        </w:rPr>
+        <w:t>←</w:t>
+      </w:r>
+      <w:r>
+        <w:rPr>
+          <w:rFonts w:hint="eastAsia"/>
+          <w:sz w:val="16"/>
+          <w:szCs w:val="16"/>
+        </w:rPr>
+        <w:t xml:space="preserve"> </w:t>
+      </w:r>
+      <w:r>
+        <w:rPr>
+          <w:rFonts w:hint="eastAsia"/>
+          <w:sz w:val="16"/>
+          <w:szCs w:val="16"/>
+        </w:rPr>
+        <w:t>校準畫面（滑</w:t>
+      </w:r>
+      <w:proofErr w:type="gramStart"/>
+      <w:r>
+        <w:rPr>
+          <w:rFonts w:hint="eastAsia"/>
+          <w:sz w:val="16"/>
+          <w:szCs w:val="16"/>
+        </w:rPr>
+        <w:t>桿</w:t>
+      </w:r>
+      <w:proofErr w:type="gramEnd"/>
+      <w:r>
+        <w:rPr>
+          <w:rFonts w:hint="eastAsia"/>
+          <w:sz w:val="16"/>
+          <w:szCs w:val="16"/>
+        </w:rPr>
+        <w:t xml:space="preserve"> + </w:t>
+      </w:r>
+      <w:r>
+        <w:rPr>
+          <w:rFonts w:hint="eastAsia"/>
+          <w:sz w:val="16"/>
+          <w:szCs w:val="16"/>
+        </w:rPr>
+        <w:t>三選一）</w:t>
+      </w:r>
+    </w:p>
+    <w:p>
+      <w:pPr>
+        <w:spacing w:after="0" w:line="60" w:lineRule="auto"/>
+        <w:contextualSpacing/>
+        <w:rPr>
+          <w:rFonts w:hint="eastAsia"/>
+          <w:sz w:val="16"/>
+          <w:szCs w:val="16"/>
+        </w:rPr>
+      </w:pPr>
+      <w:proofErr w:type="gramStart"/>
+      <w:r>
+        <w:rPr>
+          <w:rFonts w:hint="eastAsia"/>
+          <w:sz w:val="16"/>
+          <w:szCs w:val="16"/>
+        </w:rPr>
+        <w:t>│</w:t>
+      </w:r>
+      <w:proofErr w:type="gramEnd"/>
+      <w:r>
+        <w:rPr>
+          <w:rFonts w:hint="eastAsia"/>
+          <w:sz w:val="16"/>
+          <w:szCs w:val="16"/>
+        </w:rPr>
+        <w:t xml:space="preserve">   </w:t>
+      </w:r>
+      <w:proofErr w:type="gramStart"/>
+      <w:r>
+        <w:rPr>
+          <w:rFonts w:hint="eastAsia"/>
+          <w:sz w:val="16"/>
+          <w:szCs w:val="16"/>
+        </w:rPr>
+        <w:t>│</w:t>
+      </w:r>
+      <w:proofErr w:type="gramEnd"/>
+    </w:p>
+    <w:p>
+      <w:pPr>
+        <w:spacing w:after="0" w:line="60" w:lineRule="auto"/>
+        <w:contextualSpacing/>
+        <w:rPr>
+          <w:rFonts w:hint="eastAsia"/>
+          <w:sz w:val="16"/>
+          <w:szCs w:val="16"/>
+        </w:rPr>
+      </w:pPr>
+      <w:proofErr w:type="gramStart"/>
+      <w:r>
+        <w:rPr>
+          <w:rFonts w:hint="eastAsia"/>
+          <w:sz w:val="16"/>
+          <w:szCs w:val="16"/>
+        </w:rPr>
+        <w:t>│</w:t>
+      </w:r>
+      <w:proofErr w:type="gramEnd"/>
+      <w:r>
+        <w:rPr>
+          <w:rFonts w:hint="eastAsia"/>
+          <w:sz w:val="16"/>
+          <w:szCs w:val="16"/>
+        </w:rPr>
+        <w:t xml:space="preserve">   </w:t>
+      </w:r>
+      <w:proofErr w:type="gramStart"/>
+      <w:r>
+        <w:rPr>
+          <w:rFonts w:hint="eastAsia"/>
+          <w:sz w:val="16"/>
+          <w:szCs w:val="16"/>
+        </w:rPr>
+        <w:t>├──</w:t>
+      </w:r>
+      <w:proofErr w:type="gramEnd"/>
+      <w:r>
+        <w:rPr>
+          <w:rFonts w:hint="eastAsia"/>
+          <w:sz w:val="16"/>
+          <w:szCs w:val="16"/>
+        </w:rPr>
+        <w:t xml:space="preserve"> 02_Lifetime/                 </w:t>
+      </w:r>
+      <w:r>
+        <w:rPr>
+          <w:rFonts w:hint="eastAsia"/>
+          <w:sz w:val="16"/>
+          <w:szCs w:val="16"/>
+        </w:rPr>
+        <w:t>←</w:t>
+      </w:r>
+      <w:r>
+        <w:rPr>
+          <w:rFonts w:hint="eastAsia"/>
+          <w:sz w:val="16"/>
+          <w:szCs w:val="16"/>
+        </w:rPr>
+        <w:t xml:space="preserve"> </w:t>
+      </w:r>
+      <w:r>
+        <w:rPr>
+          <w:rFonts w:ascii="Segoe UI Emoji" w:hAnsi="Segoe UI Emoji" w:cs="Segoe UI Emoji"/>
+          <w:sz w:val="16"/>
+          <w:szCs w:val="16"/>
+        </w:rPr>
+        <w:t>🟩</w:t>
+      </w:r>
+      <w:r>
+        <w:rPr>
+          <w:rFonts w:hint="eastAsia"/>
+          <w:sz w:val="16"/>
+          <w:szCs w:val="16"/>
+        </w:rPr>
+        <w:t xml:space="preserve"> </w:t>
+      </w:r>
+      <w:r>
+        <w:rPr>
+          <w:rFonts w:hint="eastAsia"/>
+          <w:sz w:val="16"/>
+          <w:szCs w:val="16"/>
+        </w:rPr>
+        <w:t>階段二：現實生存（</w:t>
+      </w:r>
+      <w:r>
+        <w:rPr>
+          <w:rFonts w:hint="eastAsia"/>
+          <w:sz w:val="16"/>
+          <w:szCs w:val="16"/>
+        </w:rPr>
+        <w:t xml:space="preserve">160 </w:t>
+      </w:r>
+      <w:r>
+        <w:rPr>
+          <w:rFonts w:hint="eastAsia"/>
+          <w:sz w:val="16"/>
+          <w:szCs w:val="16"/>
+        </w:rPr>
+        <w:t>張卡，溫水煮青蛙）</w:t>
+      </w:r>
+    </w:p>
+    <w:p>
+      <w:pPr>
+        <w:spacing w:after="0" w:line="60" w:lineRule="auto"/>
+        <w:contextualSpacing/>
+        <w:rPr>
+          <w:rFonts w:hint="eastAsia"/>
+          <w:sz w:val="16"/>
+          <w:szCs w:val="16"/>
+        </w:rPr>
+      </w:pPr>
+      <w:proofErr w:type="gramStart"/>
+      <w:r>
+        <w:rPr>
+          <w:rFonts w:hint="eastAsia"/>
+          <w:sz w:val="16"/>
+          <w:szCs w:val="16"/>
+        </w:rPr>
+        <w:t>│</w:t>
+      </w:r>
+      <w:r>
+        <w:rPr>
+          <w:rFonts w:hint="eastAsia"/>
+          <w:sz w:val="16"/>
+          <w:szCs w:val="16"/>
+        </w:rPr>
+        <w:t xml:space="preserve">   </w:t>
+      </w:r>
+      <w:r>
+        <w:rPr>
+          <w:rFonts w:hint="eastAsia"/>
+          <w:sz w:val="16"/>
+          <w:szCs w:val="16"/>
+        </w:rPr>
+        <w:t>│</w:t>
+      </w:r>
+      <w:r>
+        <w:rPr>
+          <w:rFonts w:hint="eastAsia"/>
+          <w:sz w:val="16"/>
+          <w:szCs w:val="16"/>
+        </w:rPr>
+        <w:t xml:space="preserve">   </w:t>
+      </w:r>
+      <w:r>
+        <w:rPr>
+          <w:rFonts w:hint="eastAsia"/>
+          <w:sz w:val="16"/>
+          <w:szCs w:val="16"/>
+        </w:rPr>
+        <w:t>├──</w:t>
+      </w:r>
+      <w:proofErr w:type="gramEnd"/>
+      <w:r>
+        <w:rPr>
+          <w:rFonts w:hint="eastAsia"/>
+          <w:sz w:val="16"/>
+          <w:szCs w:val="16"/>
+        </w:rPr>
+        <w:t xml:space="preserve"> data/</w:t>
+      </w:r>
+    </w:p>
+    <w:p>
+      <w:pPr>
+        <w:spacing w:after="0" w:line="60" w:lineRule="auto"/>
+        <w:contextualSpacing/>
+        <w:rPr>
+          <w:rFonts w:hint="eastAsia"/>
+          <w:sz w:val="16"/>
+          <w:szCs w:val="16"/>
+        </w:rPr>
+      </w:pPr>
+      <w:proofErr w:type="gramStart"/>
+      <w:r>
+        <w:rPr>
+          <w:rFonts w:hint="eastAsia"/>
+          <w:sz w:val="16"/>
+          <w:szCs w:val="16"/>
+        </w:rPr>
+        <w:lastRenderedPageBreak/>
+        <w:t>│</w:t>
+      </w:r>
+      <w:r>
+        <w:rPr>
+          <w:rFonts w:hint="eastAsia"/>
+          <w:sz w:val="16"/>
+          <w:szCs w:val="16"/>
+        </w:rPr>
+        <w:t xml:space="preserve">   </w:t>
+      </w:r>
+      <w:r>
+        <w:rPr>
+          <w:rFonts w:hint="eastAsia"/>
+          <w:sz w:val="16"/>
+          <w:szCs w:val="16"/>
+        </w:rPr>
+        <w:t>│</w:t>
+      </w:r>
+      <w:r>
+        <w:rPr>
+          <w:rFonts w:hint="eastAsia"/>
+          <w:sz w:val="16"/>
+          <w:szCs w:val="16"/>
+        </w:rPr>
+        <w:t xml:space="preserve">   </w:t>
+      </w:r>
+      <w:r>
+        <w:rPr>
+          <w:rFonts w:hint="eastAsia"/>
+          <w:sz w:val="16"/>
+          <w:szCs w:val="16"/>
+        </w:rPr>
+        <w:t>│</w:t>
+      </w:r>
+      <w:proofErr w:type="gramEnd"/>
+      <w:r>
+        <w:rPr>
+          <w:rFonts w:hint="eastAsia"/>
+          <w:sz w:val="16"/>
+          <w:szCs w:val="16"/>
+        </w:rPr>
+        <w:t xml:space="preserve">   </w:t>
+      </w:r>
+      <w:proofErr w:type="gramStart"/>
+      <w:r>
+        <w:rPr>
+          <w:rFonts w:hint="eastAsia"/>
+          <w:sz w:val="16"/>
+          <w:szCs w:val="16"/>
+        </w:rPr>
+        <w:t>├──</w:t>
+      </w:r>
+      <w:proofErr w:type="gramEnd"/>
+      <w:r>
+        <w:rPr>
+          <w:rFonts w:hint="eastAsia"/>
+          <w:sz w:val="16"/>
+          <w:szCs w:val="16"/>
+        </w:rPr>
+        <w:t xml:space="preserve"> </w:t>
+      </w:r>
+      <w:proofErr w:type="spellStart"/>
+      <w:r>
+        <w:rPr>
+          <w:rFonts w:hint="eastAsia"/>
+          <w:sz w:val="16"/>
+          <w:szCs w:val="16"/>
+        </w:rPr>
+        <w:t>cards.ts</w:t>
+      </w:r>
+      <w:proofErr w:type="spellEnd"/>
+      <w:r>
+        <w:rPr>
+          <w:rFonts w:hint="eastAsia"/>
+          <w:sz w:val="16"/>
+          <w:szCs w:val="16"/>
+        </w:rPr>
+        <w:t xml:space="preserve">             </w:t>
+      </w:r>
+      <w:r>
+        <w:rPr>
+          <w:rFonts w:hint="eastAsia"/>
+          <w:sz w:val="16"/>
+          <w:szCs w:val="16"/>
+        </w:rPr>
+        <w:t>←</w:t>
+      </w:r>
+      <w:r>
+        <w:rPr>
+          <w:rFonts w:hint="eastAsia"/>
+          <w:sz w:val="16"/>
+          <w:szCs w:val="16"/>
+        </w:rPr>
+        <w:t xml:space="preserve"> </w:t>
+      </w:r>
+      <w:proofErr w:type="gramStart"/>
+      <w:r>
+        <w:rPr>
+          <w:rFonts w:hint="eastAsia"/>
+          <w:sz w:val="16"/>
+          <w:szCs w:val="16"/>
+        </w:rPr>
+        <w:t>卡牌資料</w:t>
+      </w:r>
+      <w:proofErr w:type="gramEnd"/>
+      <w:r>
+        <w:rPr>
+          <w:rFonts w:hint="eastAsia"/>
+          <w:sz w:val="16"/>
+          <w:szCs w:val="16"/>
+        </w:rPr>
+        <w:t>定義</w:t>
+      </w:r>
+      <w:r>
+        <w:rPr>
+          <w:rFonts w:hint="eastAsia"/>
+          <w:sz w:val="16"/>
+          <w:szCs w:val="16"/>
+        </w:rPr>
+        <w:t xml:space="preserve"> + </w:t>
+      </w:r>
+      <w:r>
+        <w:rPr>
+          <w:rFonts w:hint="eastAsia"/>
+          <w:sz w:val="16"/>
+          <w:szCs w:val="16"/>
+        </w:rPr>
+        <w:t>目前</w:t>
+      </w:r>
+      <w:r>
+        <w:rPr>
+          <w:rFonts w:hint="eastAsia"/>
+          <w:sz w:val="16"/>
+          <w:szCs w:val="16"/>
+        </w:rPr>
+        <w:t xml:space="preserve"> 5 </w:t>
+      </w:r>
+      <w:r>
+        <w:rPr>
+          <w:rFonts w:hint="eastAsia"/>
+          <w:sz w:val="16"/>
+          <w:szCs w:val="16"/>
+        </w:rPr>
+        <w:t>張</w:t>
+      </w:r>
+      <w:r>
+        <w:rPr>
+          <w:rFonts w:hint="eastAsia"/>
+          <w:sz w:val="16"/>
+          <w:szCs w:val="16"/>
+        </w:rPr>
+        <w:t xml:space="preserve"> mock </w:t>
+      </w:r>
+      <w:r>
+        <w:rPr>
+          <w:rFonts w:hint="eastAsia"/>
+          <w:sz w:val="16"/>
+          <w:szCs w:val="16"/>
+        </w:rPr>
+        <w:t>卡</w:t>
+      </w:r>
+    </w:p>
+    <w:p>
+      <w:pPr>
+        <w:spacing w:after="0" w:line="60" w:lineRule="auto"/>
+        <w:contextualSpacing/>
+        <w:rPr>
+          <w:rFonts w:hint="eastAsia"/>
+          <w:sz w:val="16"/>
+          <w:szCs w:val="16"/>
+        </w:rPr>
+      </w:pPr>
+      <w:proofErr w:type="gramStart"/>
+      <w:r>
+        <w:rPr>
+          <w:rFonts w:hint="eastAsia"/>
+          <w:sz w:val="16"/>
+          <w:szCs w:val="16"/>
+        </w:rPr>
+        <w:t>│</w:t>
+      </w:r>
+      <w:r>
+        <w:rPr>
+          <w:rFonts w:hint="eastAsia"/>
+          <w:sz w:val="16"/>
+          <w:szCs w:val="16"/>
+        </w:rPr>
+        <w:t xml:space="preserve">   </w:t>
+      </w:r>
+      <w:r>
+        <w:rPr>
+          <w:rFonts w:hint="eastAsia"/>
+          <w:sz w:val="16"/>
+          <w:szCs w:val="16"/>
+        </w:rPr>
+        <w:t>│</w:t>
+      </w:r>
+      <w:r>
+        <w:rPr>
+          <w:rFonts w:hint="eastAsia"/>
+          <w:sz w:val="16"/>
+          <w:szCs w:val="16"/>
+        </w:rPr>
+        <w:t xml:space="preserve">   </w:t>
+      </w:r>
+      <w:r>
+        <w:rPr>
+          <w:rFonts w:hint="eastAsia"/>
+          <w:sz w:val="16"/>
+          <w:szCs w:val="16"/>
+        </w:rPr>
+        <w:t>│</w:t>
+      </w:r>
+      <w:proofErr w:type="gramEnd"/>
+      <w:r>
+        <w:rPr>
+          <w:rFonts w:hint="eastAsia"/>
+          <w:sz w:val="16"/>
+          <w:szCs w:val="16"/>
+        </w:rPr>
+        <w:t xml:space="preserve">   </w:t>
+      </w:r>
+      <w:proofErr w:type="gramStart"/>
+      <w:r>
+        <w:rPr>
+          <w:rFonts w:hint="eastAsia"/>
+          <w:sz w:val="16"/>
+          <w:szCs w:val="16"/>
+        </w:rPr>
+        <w:t>└──</w:t>
+      </w:r>
+      <w:proofErr w:type="gramEnd"/>
+      <w:r>
+        <w:rPr>
+          <w:rFonts w:hint="eastAsia"/>
+          <w:sz w:val="16"/>
+          <w:szCs w:val="16"/>
+        </w:rPr>
+        <w:t xml:space="preserve"> </w:t>
+      </w:r>
+      <w:proofErr w:type="spellStart"/>
+      <w:r>
+        <w:rPr>
+          <w:rFonts w:hint="eastAsia"/>
+          <w:sz w:val="16"/>
+          <w:szCs w:val="16"/>
+        </w:rPr>
+        <w:t>mockCards.ts</w:t>
+      </w:r>
+      <w:proofErr w:type="spellEnd"/>
+      <w:r>
+        <w:rPr>
+          <w:rFonts w:hint="eastAsia"/>
+          <w:sz w:val="16"/>
+          <w:szCs w:val="16"/>
+        </w:rPr>
+        <w:t xml:space="preserve">         </w:t>
+      </w:r>
+      <w:r>
+        <w:rPr>
+          <w:rFonts w:hint="eastAsia"/>
+          <w:sz w:val="16"/>
+          <w:szCs w:val="16"/>
+        </w:rPr>
+        <w:t>←</w:t>
+      </w:r>
+      <w:r>
+        <w:rPr>
+          <w:rFonts w:hint="eastAsia"/>
+          <w:sz w:val="16"/>
+          <w:szCs w:val="16"/>
+        </w:rPr>
+        <w:t xml:space="preserve"> </w:t>
+      </w:r>
+      <w:r>
+        <w:rPr>
+          <w:rFonts w:hint="eastAsia"/>
+          <w:sz w:val="16"/>
+          <w:szCs w:val="16"/>
+        </w:rPr>
+        <w:t>舊版</w:t>
+      </w:r>
+      <w:r>
+        <w:rPr>
+          <w:rFonts w:hint="eastAsia"/>
+          <w:sz w:val="16"/>
+          <w:szCs w:val="16"/>
+        </w:rPr>
+        <w:t xml:space="preserve"> mock</w:t>
+      </w:r>
+      <w:proofErr w:type="gramStart"/>
+      <w:r>
+        <w:rPr>
+          <w:rFonts w:hint="eastAsia"/>
+          <w:sz w:val="16"/>
+          <w:szCs w:val="16"/>
+        </w:rPr>
+        <w:t>（</w:t>
+      </w:r>
+      <w:proofErr w:type="gramEnd"/>
+      <w:r>
+        <w:rPr>
+          <w:rFonts w:hint="eastAsia"/>
+          <w:sz w:val="16"/>
+          <w:szCs w:val="16"/>
+        </w:rPr>
+        <w:t>已被</w:t>
+      </w:r>
+      <w:r>
+        <w:rPr>
+          <w:rFonts w:hint="eastAsia"/>
+          <w:sz w:val="16"/>
+          <w:szCs w:val="16"/>
+        </w:rPr>
+        <w:t xml:space="preserve"> </w:t>
+      </w:r>
+      <w:proofErr w:type="spellStart"/>
+      <w:r>
+        <w:rPr>
+          <w:rFonts w:hint="eastAsia"/>
+          <w:sz w:val="16"/>
+          <w:szCs w:val="16"/>
+        </w:rPr>
+        <w:t>cards.ts</w:t>
+      </w:r>
+      <w:proofErr w:type="spellEnd"/>
+      <w:r>
+        <w:rPr>
+          <w:rFonts w:hint="eastAsia"/>
+          <w:sz w:val="16"/>
+          <w:szCs w:val="16"/>
+        </w:rPr>
+        <w:t xml:space="preserve"> </w:t>
+      </w:r>
+      <w:r>
+        <w:rPr>
+          <w:rFonts w:hint="eastAsia"/>
+          <w:sz w:val="16"/>
+          <w:szCs w:val="16"/>
+        </w:rPr>
+        <w:t>取代，可刪除</w:t>
+      </w:r>
+      <w:proofErr w:type="gramStart"/>
+      <w:r>
+        <w:rPr>
+          <w:rFonts w:hint="eastAsia"/>
+          <w:sz w:val="16"/>
+          <w:szCs w:val="16"/>
+        </w:rPr>
+        <w:t>）</w:t>
+      </w:r>
+      <w:proofErr w:type="gramEnd"/>
+    </w:p>
+    <w:p>
+      <w:pPr>
+        <w:spacing w:after="0" w:line="60" w:lineRule="auto"/>
+        <w:contextualSpacing/>
+        <w:rPr>
+          <w:rFonts w:hint="eastAsia"/>
+          <w:sz w:val="16"/>
+          <w:szCs w:val="16"/>
+        </w:rPr>
+      </w:pPr>
+      <w:proofErr w:type="gramStart"/>
+      <w:r>
+        <w:rPr>
+          <w:rFonts w:hint="eastAsia"/>
+          <w:sz w:val="16"/>
+          <w:szCs w:val="16"/>
+        </w:rPr>
+        <w:t>│</w:t>
+      </w:r>
+      <w:r>
+        <w:rPr>
+          <w:rFonts w:hint="eastAsia"/>
+          <w:sz w:val="16"/>
+          <w:szCs w:val="16"/>
+        </w:rPr>
+        <w:t xml:space="preserve">   </w:t>
+      </w:r>
+      <w:r>
+        <w:rPr>
+          <w:rFonts w:hint="eastAsia"/>
+          <w:sz w:val="16"/>
+          <w:szCs w:val="16"/>
+        </w:rPr>
+        <w:t>│</w:t>
+      </w:r>
+      <w:r>
+        <w:rPr>
+          <w:rFonts w:hint="eastAsia"/>
+          <w:sz w:val="16"/>
+          <w:szCs w:val="16"/>
+        </w:rPr>
+        <w:t xml:space="preserve">   </w:t>
+      </w:r>
+      <w:r>
+        <w:rPr>
+          <w:rFonts w:hint="eastAsia"/>
+          <w:sz w:val="16"/>
+          <w:szCs w:val="16"/>
+        </w:rPr>
+        <w:t>├──</w:t>
+      </w:r>
+      <w:proofErr w:type="gramEnd"/>
+      <w:r>
+        <w:rPr>
+          <w:rFonts w:hint="eastAsia"/>
+          <w:sz w:val="16"/>
+          <w:szCs w:val="16"/>
+        </w:rPr>
+        <w:t xml:space="preserve"> logic/</w:t>
+      </w:r>
+    </w:p>
+    <w:p>
+      <w:pPr>
+        <w:spacing w:after="0" w:line="60" w:lineRule="auto"/>
+        <w:contextualSpacing/>
+        <w:rPr>
+          <w:rFonts w:hint="eastAsia"/>
+          <w:sz w:val="16"/>
+          <w:szCs w:val="16"/>
+        </w:rPr>
+      </w:pPr>
+      <w:proofErr w:type="gramStart"/>
+      <w:r>
+        <w:rPr>
+          <w:rFonts w:hint="eastAsia"/>
+          <w:sz w:val="16"/>
+          <w:szCs w:val="16"/>
+        </w:rPr>
+        <w:t>│</w:t>
+      </w:r>
+      <w:r>
+        <w:rPr>
+          <w:rFonts w:hint="eastAsia"/>
+          <w:sz w:val="16"/>
+          <w:szCs w:val="16"/>
+        </w:rPr>
+        <w:t xml:space="preserve">   </w:t>
+      </w:r>
+      <w:r>
+        <w:rPr>
+          <w:rFonts w:hint="eastAsia"/>
+          <w:sz w:val="16"/>
+          <w:szCs w:val="16"/>
+        </w:rPr>
+        <w:t>│</w:t>
+      </w:r>
+      <w:r>
+        <w:rPr>
+          <w:rFonts w:hint="eastAsia"/>
+          <w:sz w:val="16"/>
+          <w:szCs w:val="16"/>
+        </w:rPr>
+        <w:t xml:space="preserve">   </w:t>
+      </w:r>
+      <w:r>
+        <w:rPr>
+          <w:rFonts w:hint="eastAsia"/>
+          <w:sz w:val="16"/>
+          <w:szCs w:val="16"/>
+        </w:rPr>
+        <w:t>│</w:t>
+      </w:r>
+      <w:proofErr w:type="gramEnd"/>
+      <w:r>
+        <w:rPr>
+          <w:rFonts w:hint="eastAsia"/>
+          <w:sz w:val="16"/>
+          <w:szCs w:val="16"/>
+        </w:rPr>
+        <w:t xml:space="preserve">   </w:t>
+      </w:r>
+      <w:proofErr w:type="gramStart"/>
+      <w:r>
+        <w:rPr>
+          <w:rFonts w:hint="eastAsia"/>
+          <w:sz w:val="16"/>
+          <w:szCs w:val="16"/>
+        </w:rPr>
+        <w:t>├──</w:t>
+      </w:r>
+      <w:proofErr w:type="gramEnd"/>
+      <w:r>
+        <w:rPr>
+          <w:rFonts w:hint="eastAsia"/>
+          <w:sz w:val="16"/>
+          <w:szCs w:val="16"/>
+        </w:rPr>
+        <w:t xml:space="preserve"> </w:t>
+      </w:r>
+      <w:proofErr w:type="spellStart"/>
+      <w:r>
+        <w:rPr>
+          <w:rFonts w:hint="eastAsia"/>
+          <w:sz w:val="16"/>
+          <w:szCs w:val="16"/>
+        </w:rPr>
+        <w:t>deckEngine.ts</w:t>
+      </w:r>
+      <w:proofErr w:type="spellEnd"/>
+      <w:r>
+        <w:rPr>
+          <w:rFonts w:hint="eastAsia"/>
+          <w:sz w:val="16"/>
+          <w:szCs w:val="16"/>
+        </w:rPr>
+        <w:t xml:space="preserve">        </w:t>
+      </w:r>
+      <w:r>
+        <w:rPr>
+          <w:rFonts w:hint="eastAsia"/>
+          <w:sz w:val="16"/>
+          <w:szCs w:val="16"/>
+        </w:rPr>
+        <w:t>←</w:t>
+      </w:r>
+      <w:r>
+        <w:rPr>
+          <w:rFonts w:hint="eastAsia"/>
+          <w:sz w:val="16"/>
+          <w:szCs w:val="16"/>
+        </w:rPr>
+        <w:t xml:space="preserve"> </w:t>
+      </w:r>
+      <w:proofErr w:type="gramStart"/>
+      <w:r>
+        <w:rPr>
+          <w:rFonts w:hint="eastAsia"/>
+          <w:sz w:val="16"/>
+          <w:szCs w:val="16"/>
+        </w:rPr>
+        <w:t>牌堆引擎</w:t>
+      </w:r>
+      <w:proofErr w:type="gramEnd"/>
+      <w:r>
+        <w:rPr>
+          <w:rFonts w:hint="eastAsia"/>
+          <w:sz w:val="16"/>
+          <w:szCs w:val="16"/>
+        </w:rPr>
+        <w:t>（主牌池</w:t>
+      </w:r>
+      <w:r>
+        <w:rPr>
+          <w:rFonts w:hint="eastAsia"/>
+          <w:sz w:val="16"/>
+          <w:szCs w:val="16"/>
+        </w:rPr>
+        <w:t xml:space="preserve"> / </w:t>
+      </w:r>
+      <w:r>
+        <w:rPr>
+          <w:rFonts w:hint="eastAsia"/>
+          <w:sz w:val="16"/>
+          <w:szCs w:val="16"/>
+        </w:rPr>
+        <w:t>故事鏈</w:t>
+      </w:r>
+      <w:r>
+        <w:rPr>
+          <w:rFonts w:hint="eastAsia"/>
+          <w:sz w:val="16"/>
+          <w:szCs w:val="16"/>
+        </w:rPr>
+        <w:t xml:space="preserve"> / </w:t>
+      </w:r>
+      <w:r>
+        <w:rPr>
+          <w:rFonts w:hint="eastAsia"/>
+          <w:sz w:val="16"/>
+          <w:szCs w:val="16"/>
+        </w:rPr>
+        <w:t>延遲觸發三層架構）</w:t>
+      </w:r>
+    </w:p>
+    <w:p>
+      <w:pPr>
+        <w:spacing w:after="0" w:line="60" w:lineRule="auto"/>
+        <w:contextualSpacing/>
+        <w:rPr>
+          <w:rFonts w:hint="eastAsia"/>
+          <w:sz w:val="16"/>
+          <w:szCs w:val="16"/>
+        </w:rPr>
+      </w:pPr>
+      <w:proofErr w:type="gramStart"/>
+      <w:r>
+        <w:rPr>
+          <w:rFonts w:hint="eastAsia"/>
+          <w:sz w:val="16"/>
+          <w:szCs w:val="16"/>
+        </w:rPr>
+        <w:t>│</w:t>
+      </w:r>
+      <w:r>
+        <w:rPr>
+          <w:rFonts w:hint="eastAsia"/>
+          <w:sz w:val="16"/>
+          <w:szCs w:val="16"/>
+        </w:rPr>
+        <w:t xml:space="preserve">   </w:t>
+      </w:r>
+      <w:r>
+        <w:rPr>
+          <w:rFonts w:hint="eastAsia"/>
+          <w:sz w:val="16"/>
+          <w:szCs w:val="16"/>
+        </w:rPr>
+        <w:t>│</w:t>
+      </w:r>
+      <w:r>
+        <w:rPr>
+          <w:rFonts w:hint="eastAsia"/>
+          <w:sz w:val="16"/>
+          <w:szCs w:val="16"/>
+        </w:rPr>
+        <w:t xml:space="preserve">   </w:t>
+      </w:r>
+      <w:r>
+        <w:rPr>
+          <w:rFonts w:hint="eastAsia"/>
+          <w:sz w:val="16"/>
+          <w:szCs w:val="16"/>
+        </w:rPr>
+        <w:t>│</w:t>
+      </w:r>
+      <w:proofErr w:type="gramEnd"/>
+      <w:r>
+        <w:rPr>
+          <w:rFonts w:hint="eastAsia"/>
+          <w:sz w:val="16"/>
+          <w:szCs w:val="16"/>
+        </w:rPr>
+        <w:t xml:space="preserve">   </w:t>
+      </w:r>
+      <w:proofErr w:type="gramStart"/>
+      <w:r>
+        <w:rPr>
+          <w:rFonts w:hint="eastAsia"/>
+          <w:sz w:val="16"/>
+          <w:szCs w:val="16"/>
+        </w:rPr>
+        <w:t>├──</w:t>
+      </w:r>
+      <w:proofErr w:type="gramEnd"/>
+      <w:r>
+        <w:rPr>
+          <w:rFonts w:hint="eastAsia"/>
+          <w:sz w:val="16"/>
+          <w:szCs w:val="16"/>
+        </w:rPr>
+        <w:t xml:space="preserve"> </w:t>
+      </w:r>
+      <w:proofErr w:type="spellStart"/>
+      <w:r>
+        <w:rPr>
+          <w:rFonts w:hint="eastAsia"/>
+          <w:sz w:val="16"/>
+          <w:szCs w:val="16"/>
+        </w:rPr>
+        <w:t>effectBundles.ts</w:t>
+      </w:r>
+      <w:proofErr w:type="spellEnd"/>
+      <w:r>
+        <w:rPr>
+          <w:rFonts w:hint="eastAsia"/>
+          <w:sz w:val="16"/>
+          <w:szCs w:val="16"/>
+        </w:rPr>
+        <w:t xml:space="preserve">     </w:t>
+      </w:r>
+      <w:r>
+        <w:rPr>
+          <w:rFonts w:hint="eastAsia"/>
+          <w:sz w:val="16"/>
+          <w:szCs w:val="16"/>
+        </w:rPr>
+        <w:t>←</w:t>
+      </w:r>
+      <w:r>
+        <w:rPr>
+          <w:rFonts w:hint="eastAsia"/>
+          <w:sz w:val="16"/>
+          <w:szCs w:val="16"/>
+        </w:rPr>
+        <w:t xml:space="preserve"> </w:t>
+      </w:r>
+      <w:r>
+        <w:rPr>
+          <w:rFonts w:hint="eastAsia"/>
+          <w:sz w:val="16"/>
+          <w:szCs w:val="16"/>
+        </w:rPr>
+        <w:t>預設效果封包（常用數值組合）</w:t>
+      </w:r>
+    </w:p>
+    <w:p>
+      <w:pPr>
+        <w:spacing w:after="0" w:line="60" w:lineRule="auto"/>
+        <w:contextualSpacing/>
+        <w:rPr>
+          <w:rFonts w:hint="eastAsia"/>
+          <w:sz w:val="16"/>
+          <w:szCs w:val="16"/>
+        </w:rPr>
+      </w:pPr>
+      <w:proofErr w:type="gramStart"/>
+      <w:r>
+        <w:rPr>
+          <w:rFonts w:hint="eastAsia"/>
+          <w:sz w:val="16"/>
+          <w:szCs w:val="16"/>
+        </w:rPr>
+        <w:t>│</w:t>
+      </w:r>
+      <w:r>
+        <w:rPr>
+          <w:rFonts w:hint="eastAsia"/>
+          <w:sz w:val="16"/>
+          <w:szCs w:val="16"/>
+        </w:rPr>
+        <w:t xml:space="preserve">   </w:t>
+      </w:r>
+      <w:r>
+        <w:rPr>
+          <w:rFonts w:hint="eastAsia"/>
+          <w:sz w:val="16"/>
+          <w:szCs w:val="16"/>
+        </w:rPr>
+        <w:t>│</w:t>
+      </w:r>
+      <w:r>
+        <w:rPr>
+          <w:rFonts w:hint="eastAsia"/>
+          <w:sz w:val="16"/>
+          <w:szCs w:val="16"/>
+        </w:rPr>
+        <w:t xml:space="preserve">   </w:t>
+      </w:r>
+      <w:r>
+        <w:rPr>
+          <w:rFonts w:hint="eastAsia"/>
+          <w:sz w:val="16"/>
+          <w:szCs w:val="16"/>
+        </w:rPr>
+        <w:t>│</w:t>
+      </w:r>
+      <w:proofErr w:type="gramEnd"/>
+      <w:r>
+        <w:rPr>
+          <w:rFonts w:hint="eastAsia"/>
+          <w:sz w:val="16"/>
+          <w:szCs w:val="16"/>
+        </w:rPr>
+        <w:t xml:space="preserve">   </w:t>
+      </w:r>
+      <w:proofErr w:type="gramStart"/>
+      <w:r>
+        <w:rPr>
+          <w:rFonts w:hint="eastAsia"/>
+          <w:sz w:val="16"/>
+          <w:szCs w:val="16"/>
+        </w:rPr>
+        <w:t>└──</w:t>
+      </w:r>
+      <w:proofErr w:type="gramEnd"/>
+      <w:r>
+        <w:rPr>
+          <w:rFonts w:hint="eastAsia"/>
+          <w:sz w:val="16"/>
+          <w:szCs w:val="16"/>
+        </w:rPr>
+        <w:t xml:space="preserve"> </w:t>
+      </w:r>
+      <w:proofErr w:type="spellStart"/>
+      <w:r>
+        <w:rPr>
+          <w:rFonts w:hint="eastAsia"/>
+          <w:sz w:val="16"/>
+          <w:szCs w:val="16"/>
+        </w:rPr>
+        <w:t>bioHijackFormulas.ts</w:t>
+      </w:r>
+      <w:proofErr w:type="spellEnd"/>
+      <w:r>
+        <w:rPr>
+          <w:rFonts w:hint="eastAsia"/>
+          <w:sz w:val="16"/>
+          <w:szCs w:val="16"/>
+        </w:rPr>
+        <w:t xml:space="preserve"> </w:t>
+      </w:r>
+      <w:r>
+        <w:rPr>
+          <w:rFonts w:hint="eastAsia"/>
+          <w:sz w:val="16"/>
+          <w:szCs w:val="16"/>
+        </w:rPr>
+        <w:t>←</w:t>
+      </w:r>
+      <w:r>
+        <w:rPr>
+          <w:rFonts w:hint="eastAsia"/>
+          <w:sz w:val="16"/>
+          <w:szCs w:val="16"/>
+        </w:rPr>
+        <w:t xml:space="preserve"> </w:t>
+      </w:r>
+      <w:r>
+        <w:rPr>
+          <w:rFonts w:hint="eastAsia"/>
+          <w:sz w:val="16"/>
+          <w:szCs w:val="16"/>
+        </w:rPr>
+        <w:t>激素干擾公式（阻力、黑屏機率等，</w:t>
+      </w:r>
+      <w:r>
+        <w:rPr>
+          <w:rFonts w:hint="eastAsia"/>
+          <w:sz w:val="16"/>
+          <w:szCs w:val="16"/>
+        </w:rPr>
+        <w:t xml:space="preserve">Phase 2 </w:t>
+      </w:r>
+      <w:r>
+        <w:rPr>
+          <w:rFonts w:hint="eastAsia"/>
+          <w:sz w:val="16"/>
+          <w:szCs w:val="16"/>
+        </w:rPr>
+        <w:t>專用）</w:t>
+      </w:r>
+    </w:p>
+    <w:p>
+      <w:pPr>
+        <w:spacing w:after="0" w:line="60" w:lineRule="auto"/>
+        <w:contextualSpacing/>
+        <w:rPr>
+          <w:rFonts w:hint="eastAsia"/>
+          <w:sz w:val="16"/>
+          <w:szCs w:val="16"/>
+        </w:rPr>
+      </w:pPr>
+      <w:proofErr w:type="gramStart"/>
+      <w:r>
+        <w:rPr>
+          <w:rFonts w:hint="eastAsia"/>
+          <w:sz w:val="16"/>
+          <w:szCs w:val="16"/>
+        </w:rPr>
+        <w:t>│</w:t>
+      </w:r>
+      <w:r>
+        <w:rPr>
+          <w:rFonts w:hint="eastAsia"/>
+          <w:sz w:val="16"/>
+          <w:szCs w:val="16"/>
+        </w:rPr>
+        <w:t xml:space="preserve">   </w:t>
+      </w:r>
+      <w:r>
+        <w:rPr>
+          <w:rFonts w:hint="eastAsia"/>
+          <w:sz w:val="16"/>
+          <w:szCs w:val="16"/>
+        </w:rPr>
+        <w:t>│</w:t>
+      </w:r>
+      <w:r>
+        <w:rPr>
+          <w:rFonts w:hint="eastAsia"/>
+          <w:sz w:val="16"/>
+          <w:szCs w:val="16"/>
+        </w:rPr>
+        <w:t xml:space="preserve">   </w:t>
+      </w:r>
+      <w:r>
+        <w:rPr>
+          <w:rFonts w:hint="eastAsia"/>
+          <w:sz w:val="16"/>
+          <w:szCs w:val="16"/>
+        </w:rPr>
+        <w:t>└──</w:t>
+      </w:r>
+      <w:proofErr w:type="gramEnd"/>
+      <w:r>
+        <w:rPr>
+          <w:rFonts w:hint="eastAsia"/>
+          <w:sz w:val="16"/>
+          <w:szCs w:val="16"/>
+        </w:rPr>
+        <w:t xml:space="preserve"> </w:t>
+      </w:r>
+      <w:proofErr w:type="spellStart"/>
+      <w:r>
+        <w:rPr>
+          <w:rFonts w:hint="eastAsia"/>
+          <w:sz w:val="16"/>
+          <w:szCs w:val="16"/>
+        </w:rPr>
+        <w:t>ui</w:t>
+      </w:r>
+      <w:proofErr w:type="spellEnd"/>
+      <w:r>
+        <w:rPr>
+          <w:rFonts w:hint="eastAsia"/>
+          <w:sz w:val="16"/>
+          <w:szCs w:val="16"/>
+        </w:rPr>
+        <w:t>/</w:t>
+      </w:r>
+    </w:p>
+    <w:p>
+      <w:pPr>
+        <w:spacing w:after="0" w:line="60" w:lineRule="auto"/>
+        <w:contextualSpacing/>
+        <w:rPr>
+          <w:rFonts w:hint="eastAsia"/>
+          <w:sz w:val="16"/>
+          <w:szCs w:val="16"/>
+        </w:rPr>
+      </w:pPr>
+      <w:proofErr w:type="gramStart"/>
+      <w:r>
+        <w:rPr>
+          <w:rFonts w:hint="eastAsia"/>
+          <w:sz w:val="16"/>
+          <w:szCs w:val="16"/>
+        </w:rPr>
+        <w:t>│</w:t>
+      </w:r>
+      <w:proofErr w:type="gramEnd"/>
+      <w:r>
+        <w:rPr>
+          <w:rFonts w:hint="eastAsia"/>
+          <w:sz w:val="16"/>
+          <w:szCs w:val="16"/>
+        </w:rPr>
+        <w:t xml:space="preserve">   </w:t>
+      </w:r>
+      <w:proofErr w:type="gramStart"/>
+      <w:r>
+        <w:rPr>
+          <w:rFonts w:hint="eastAsia"/>
+          <w:sz w:val="16"/>
+          <w:szCs w:val="16"/>
+        </w:rPr>
+        <w:t>│</w:t>
+      </w:r>
+      <w:proofErr w:type="gramEnd"/>
+      <w:r>
+        <w:rPr>
+          <w:rFonts w:hint="eastAsia"/>
+          <w:sz w:val="16"/>
+          <w:szCs w:val="16"/>
+        </w:rPr>
+        <w:t xml:space="preserve">       </w:t>
+      </w:r>
+      <w:proofErr w:type="gramStart"/>
+      <w:r>
+        <w:rPr>
+          <w:rFonts w:hint="eastAsia"/>
+          <w:sz w:val="16"/>
+          <w:szCs w:val="16"/>
+        </w:rPr>
+        <w:t>├──</w:t>
+      </w:r>
+      <w:proofErr w:type="gramEnd"/>
+      <w:r>
+        <w:rPr>
+          <w:rFonts w:hint="eastAsia"/>
+          <w:sz w:val="16"/>
+          <w:szCs w:val="16"/>
+        </w:rPr>
+        <w:t xml:space="preserve"> </w:t>
+      </w:r>
+      <w:proofErr w:type="spellStart"/>
+      <w:r>
+        <w:rPr>
+          <w:rFonts w:hint="eastAsia"/>
+          <w:sz w:val="16"/>
+          <w:szCs w:val="16"/>
+        </w:rPr>
+        <w:t>LifetimeScreen.tsx</w:t>
+      </w:r>
+      <w:proofErr w:type="spellEnd"/>
+      <w:r>
+        <w:rPr>
+          <w:rFonts w:hint="eastAsia"/>
+          <w:sz w:val="16"/>
+          <w:szCs w:val="16"/>
+        </w:rPr>
+        <w:t xml:space="preserve">   </w:t>
+      </w:r>
+      <w:r>
+        <w:rPr>
+          <w:rFonts w:hint="eastAsia"/>
+          <w:sz w:val="16"/>
+          <w:szCs w:val="16"/>
+        </w:rPr>
+        <w:t>←</w:t>
+      </w:r>
+      <w:r>
+        <w:rPr>
+          <w:rFonts w:hint="eastAsia"/>
+          <w:sz w:val="16"/>
+          <w:szCs w:val="16"/>
+        </w:rPr>
+        <w:t xml:space="preserve"> </w:t>
+      </w:r>
+      <w:r>
+        <w:rPr>
+          <w:rFonts w:hint="eastAsia"/>
+          <w:sz w:val="16"/>
+          <w:szCs w:val="16"/>
+        </w:rPr>
+        <w:t>主畫面（儀表板</w:t>
+      </w:r>
+      <w:r>
+        <w:rPr>
+          <w:rFonts w:hint="eastAsia"/>
+          <w:sz w:val="16"/>
+          <w:szCs w:val="16"/>
+        </w:rPr>
+        <w:t xml:space="preserve"> + </w:t>
+      </w:r>
+      <w:r>
+        <w:rPr>
+          <w:rFonts w:hint="eastAsia"/>
+          <w:sz w:val="16"/>
+          <w:szCs w:val="16"/>
+        </w:rPr>
+        <w:t>出牌邏輯）</w:t>
+      </w:r>
+    </w:p>
+    <w:p>
+      <w:pPr>
+        <w:spacing w:after="0" w:line="60" w:lineRule="auto"/>
+        <w:contextualSpacing/>
+        <w:rPr>
+          <w:rFonts w:hint="eastAsia"/>
+          <w:sz w:val="16"/>
+          <w:szCs w:val="16"/>
+        </w:rPr>
+      </w:pPr>
+      <w:proofErr w:type="gramStart"/>
+      <w:r>
+        <w:rPr>
+          <w:rFonts w:hint="eastAsia"/>
+          <w:sz w:val="16"/>
+          <w:szCs w:val="16"/>
+        </w:rPr>
+        <w:t>│</w:t>
+      </w:r>
+      <w:proofErr w:type="gramEnd"/>
+      <w:r>
+        <w:rPr>
+          <w:rFonts w:hint="eastAsia"/>
+          <w:sz w:val="16"/>
+          <w:szCs w:val="16"/>
+        </w:rPr>
+        <w:t xml:space="preserve">   </w:t>
+      </w:r>
+      <w:proofErr w:type="gramStart"/>
+      <w:r>
+        <w:rPr>
+          <w:rFonts w:hint="eastAsia"/>
+          <w:sz w:val="16"/>
+          <w:szCs w:val="16"/>
+        </w:rPr>
+        <w:t>│</w:t>
+      </w:r>
+      <w:proofErr w:type="gramEnd"/>
+      <w:r>
+        <w:rPr>
+          <w:rFonts w:hint="eastAsia"/>
+          <w:sz w:val="16"/>
+          <w:szCs w:val="16"/>
+        </w:rPr>
+        <w:t xml:space="preserve">       </w:t>
+      </w:r>
+      <w:proofErr w:type="gramStart"/>
+      <w:r>
+        <w:rPr>
+          <w:rFonts w:hint="eastAsia"/>
+          <w:sz w:val="16"/>
+          <w:szCs w:val="16"/>
+        </w:rPr>
+        <w:t>├──</w:t>
+      </w:r>
+      <w:proofErr w:type="gramEnd"/>
+      <w:r>
+        <w:rPr>
+          <w:rFonts w:hint="eastAsia"/>
+          <w:sz w:val="16"/>
+          <w:szCs w:val="16"/>
+        </w:rPr>
+        <w:t xml:space="preserve"> </w:t>
+      </w:r>
+      <w:proofErr w:type="spellStart"/>
+      <w:r>
+        <w:rPr>
+          <w:rFonts w:hint="eastAsia"/>
+          <w:sz w:val="16"/>
+          <w:szCs w:val="16"/>
+        </w:rPr>
+        <w:t>LifetimeCard.tsx</w:t>
+      </w:r>
+      <w:proofErr w:type="spellEnd"/>
+      <w:r>
+        <w:rPr>
+          <w:rFonts w:hint="eastAsia"/>
+          <w:sz w:val="16"/>
+          <w:szCs w:val="16"/>
+        </w:rPr>
+        <w:t xml:space="preserve">     </w:t>
+      </w:r>
+      <w:r>
+        <w:rPr>
+          <w:rFonts w:hint="eastAsia"/>
+          <w:sz w:val="16"/>
+          <w:szCs w:val="16"/>
+        </w:rPr>
+        <w:t>←</w:t>
+      </w:r>
+      <w:r>
+        <w:rPr>
+          <w:rFonts w:hint="eastAsia"/>
+          <w:sz w:val="16"/>
+          <w:szCs w:val="16"/>
+        </w:rPr>
+        <w:t xml:space="preserve"> </w:t>
+      </w:r>
+      <w:proofErr w:type="gramStart"/>
+      <w:r>
+        <w:rPr>
+          <w:rFonts w:hint="eastAsia"/>
+          <w:sz w:val="16"/>
+          <w:szCs w:val="16"/>
+        </w:rPr>
+        <w:t>卡牌元件</w:t>
+      </w:r>
+      <w:proofErr w:type="gramEnd"/>
+      <w:r>
+        <w:rPr>
+          <w:rFonts w:hint="eastAsia"/>
+          <w:sz w:val="16"/>
+          <w:szCs w:val="16"/>
+        </w:rPr>
+        <w:t>（四向滑動、磁吸十字軌道）</w:t>
+      </w:r>
+    </w:p>
+    <w:p>
+      <w:pPr>
+        <w:spacing w:after="0" w:line="60" w:lineRule="auto"/>
+        <w:contextualSpacing/>
+        <w:rPr>
+          <w:rFonts w:hint="eastAsia"/>
+          <w:sz w:val="16"/>
+          <w:szCs w:val="16"/>
+        </w:rPr>
+      </w:pPr>
+      <w:proofErr w:type="gramStart"/>
+      <w:r>
+        <w:rPr>
+          <w:rFonts w:hint="eastAsia"/>
+          <w:sz w:val="16"/>
+          <w:szCs w:val="16"/>
+        </w:rPr>
+        <w:t>│</w:t>
+      </w:r>
+      <w:proofErr w:type="gramEnd"/>
+      <w:r>
+        <w:rPr>
+          <w:rFonts w:hint="eastAsia"/>
+          <w:sz w:val="16"/>
+          <w:szCs w:val="16"/>
+        </w:rPr>
+        <w:t xml:space="preserve">   </w:t>
+      </w:r>
+      <w:proofErr w:type="gramStart"/>
+      <w:r>
+        <w:rPr>
+          <w:rFonts w:hint="eastAsia"/>
+          <w:sz w:val="16"/>
+          <w:szCs w:val="16"/>
+        </w:rPr>
+        <w:t>│</w:t>
+      </w:r>
+      <w:proofErr w:type="gramEnd"/>
+      <w:r>
+        <w:rPr>
+          <w:rFonts w:hint="eastAsia"/>
+          <w:sz w:val="16"/>
+          <w:szCs w:val="16"/>
+        </w:rPr>
+        <w:t xml:space="preserve">       </w:t>
+      </w:r>
+      <w:proofErr w:type="gramStart"/>
+      <w:r>
+        <w:rPr>
+          <w:rFonts w:hint="eastAsia"/>
+          <w:sz w:val="16"/>
+          <w:szCs w:val="16"/>
+        </w:rPr>
+        <w:t>└──</w:t>
+      </w:r>
+      <w:proofErr w:type="gramEnd"/>
+      <w:r>
+        <w:rPr>
+          <w:rFonts w:hint="eastAsia"/>
+          <w:sz w:val="16"/>
+          <w:szCs w:val="16"/>
+        </w:rPr>
+        <w:t xml:space="preserve"> </w:t>
+      </w:r>
+      <w:proofErr w:type="spellStart"/>
+      <w:r>
+        <w:rPr>
+          <w:rFonts w:hint="eastAsia"/>
+          <w:sz w:val="16"/>
+          <w:szCs w:val="16"/>
+        </w:rPr>
+        <w:t>LifetimeDeckPile.tsx</w:t>
+      </w:r>
+      <w:proofErr w:type="spellEnd"/>
+      <w:r>
+        <w:rPr>
+          <w:rFonts w:hint="eastAsia"/>
+          <w:sz w:val="16"/>
+          <w:szCs w:val="16"/>
+        </w:rPr>
+        <w:t xml:space="preserve"> </w:t>
+      </w:r>
+      <w:r>
+        <w:rPr>
+          <w:rFonts w:hint="eastAsia"/>
+          <w:sz w:val="16"/>
+          <w:szCs w:val="16"/>
+        </w:rPr>
+        <w:t>←</w:t>
+      </w:r>
+      <w:r>
+        <w:rPr>
+          <w:rFonts w:hint="eastAsia"/>
+          <w:sz w:val="16"/>
+          <w:szCs w:val="16"/>
+        </w:rPr>
+        <w:t xml:space="preserve"> </w:t>
+      </w:r>
+      <w:proofErr w:type="gramStart"/>
+      <w:r>
+        <w:rPr>
+          <w:rFonts w:hint="eastAsia"/>
+          <w:sz w:val="16"/>
+          <w:szCs w:val="16"/>
+        </w:rPr>
+        <w:t>底部牌疊</w:t>
+      </w:r>
+      <w:proofErr w:type="gramEnd"/>
+      <w:r>
+        <w:rPr>
+          <w:rFonts w:hint="eastAsia"/>
+          <w:sz w:val="16"/>
+          <w:szCs w:val="16"/>
+        </w:rPr>
+        <w:t>視覺元件</w:t>
+      </w:r>
+    </w:p>
+    <w:p>
+      <w:pPr>
+        <w:spacing w:after="0" w:line="60" w:lineRule="auto"/>
+        <w:contextualSpacing/>
+        <w:rPr>
+          <w:rFonts w:hint="eastAsia"/>
+          <w:sz w:val="16"/>
+          <w:szCs w:val="16"/>
+        </w:rPr>
+      </w:pPr>
+      <w:proofErr w:type="gramStart"/>
+      <w:r>
+        <w:rPr>
+          <w:rFonts w:hint="eastAsia"/>
+          <w:sz w:val="16"/>
+          <w:szCs w:val="16"/>
+        </w:rPr>
+        <w:t>│</w:t>
+      </w:r>
+      <w:proofErr w:type="gramEnd"/>
+      <w:r>
+        <w:rPr>
+          <w:rFonts w:hint="eastAsia"/>
+          <w:sz w:val="16"/>
+          <w:szCs w:val="16"/>
+        </w:rPr>
+        <w:t xml:space="preserve">   </w:t>
+      </w:r>
+      <w:proofErr w:type="gramStart"/>
+      <w:r>
+        <w:rPr>
+          <w:rFonts w:hint="eastAsia"/>
+          <w:sz w:val="16"/>
+          <w:szCs w:val="16"/>
+        </w:rPr>
+        <w:t>│</w:t>
+      </w:r>
+      <w:proofErr w:type="gramEnd"/>
+    </w:p>
+    <w:p>
+      <w:pPr>
+        <w:spacing w:after="0" w:line="60" w:lineRule="auto"/>
+        <w:contextualSpacing/>
+        <w:rPr>
+          <w:rFonts w:hint="eastAsia"/>
+          <w:sz w:val="16"/>
+          <w:szCs w:val="16"/>
+        </w:rPr>
+      </w:pPr>
+      <w:proofErr w:type="gramStart"/>
+      <w:r>
+        <w:rPr>
+          <w:rFonts w:hint="eastAsia"/>
+          <w:sz w:val="16"/>
+          <w:szCs w:val="16"/>
+        </w:rPr>
+        <w:t>│</w:t>
+      </w:r>
+      <w:proofErr w:type="gramEnd"/>
+      <w:r>
+        <w:rPr>
+          <w:rFonts w:hint="eastAsia"/>
+          <w:sz w:val="16"/>
+          <w:szCs w:val="16"/>
+        </w:rPr>
+        <w:t xml:space="preserve">   </w:t>
+      </w:r>
+      <w:proofErr w:type="gramStart"/>
+      <w:r>
+        <w:rPr>
+          <w:rFonts w:hint="eastAsia"/>
+          <w:sz w:val="16"/>
+          <w:szCs w:val="16"/>
+        </w:rPr>
+        <w:t>├──</w:t>
+      </w:r>
+      <w:proofErr w:type="gramEnd"/>
+      <w:r>
+        <w:rPr>
+          <w:rFonts w:hint="eastAsia"/>
+          <w:sz w:val="16"/>
+          <w:szCs w:val="16"/>
+        </w:rPr>
+        <w:t xml:space="preserve"> 03_SnowTrain/                </w:t>
+      </w:r>
+      <w:r>
+        <w:rPr>
+          <w:rFonts w:hint="eastAsia"/>
+          <w:sz w:val="16"/>
+          <w:szCs w:val="16"/>
+        </w:rPr>
+        <w:t>←</w:t>
+      </w:r>
+      <w:r>
+        <w:rPr>
+          <w:rFonts w:hint="eastAsia"/>
+          <w:sz w:val="16"/>
+          <w:szCs w:val="16"/>
+        </w:rPr>
+        <w:t xml:space="preserve"> </w:t>
+      </w:r>
+      <w:r>
+        <w:rPr>
+          <w:rFonts w:ascii="Segoe UI Emoji" w:hAnsi="Segoe UI Emoji" w:cs="Segoe UI Emoji"/>
+          <w:sz w:val="16"/>
+          <w:szCs w:val="16"/>
+        </w:rPr>
+        <w:t>🟥</w:t>
+      </w:r>
+      <w:r>
+        <w:rPr>
+          <w:rFonts w:hint="eastAsia"/>
+          <w:sz w:val="16"/>
+          <w:szCs w:val="16"/>
+        </w:rPr>
+        <w:t xml:space="preserve"> </w:t>
+      </w:r>
+      <w:r>
+        <w:rPr>
+          <w:rFonts w:hint="eastAsia"/>
+          <w:sz w:val="16"/>
+          <w:szCs w:val="16"/>
+        </w:rPr>
+        <w:t>階段三：</w:t>
+      </w:r>
+      <w:proofErr w:type="gramStart"/>
+      <w:r>
+        <w:rPr>
+          <w:rFonts w:hint="eastAsia"/>
+          <w:sz w:val="16"/>
+          <w:szCs w:val="16"/>
+        </w:rPr>
+        <w:t>雪天列車</w:t>
+      </w:r>
+      <w:proofErr w:type="gramEnd"/>
+      <w:r>
+        <w:rPr>
+          <w:rFonts w:hint="eastAsia"/>
+          <w:sz w:val="16"/>
+          <w:szCs w:val="16"/>
+        </w:rPr>
+        <w:t>（</w:t>
+      </w:r>
+      <w:r>
+        <w:rPr>
+          <w:rFonts w:hint="eastAsia"/>
+          <w:sz w:val="16"/>
+          <w:szCs w:val="16"/>
+        </w:rPr>
+        <w:t xml:space="preserve">20 </w:t>
+      </w:r>
+      <w:r>
+        <w:rPr>
+          <w:rFonts w:hint="eastAsia"/>
+          <w:sz w:val="16"/>
+          <w:szCs w:val="16"/>
+        </w:rPr>
+        <w:t>張極限施壓卡）</w:t>
+      </w:r>
+    </w:p>
+    <w:p>
+      <w:pPr>
+        <w:spacing w:after="0" w:line="60" w:lineRule="auto"/>
+        <w:contextualSpacing/>
+        <w:rPr>
+          <w:rFonts w:hint="eastAsia"/>
+          <w:sz w:val="16"/>
+          <w:szCs w:val="16"/>
+        </w:rPr>
+      </w:pPr>
+      <w:proofErr w:type="gramStart"/>
+      <w:r>
+        <w:rPr>
+          <w:rFonts w:hint="eastAsia"/>
+          <w:sz w:val="16"/>
+          <w:szCs w:val="16"/>
+        </w:rPr>
+        <w:t>│</w:t>
+      </w:r>
+      <w:r>
+        <w:rPr>
+          <w:rFonts w:hint="eastAsia"/>
+          <w:sz w:val="16"/>
+          <w:szCs w:val="16"/>
+        </w:rPr>
+        <w:t xml:space="preserve">   </w:t>
+      </w:r>
+      <w:r>
+        <w:rPr>
+          <w:rFonts w:hint="eastAsia"/>
+          <w:sz w:val="16"/>
+          <w:szCs w:val="16"/>
+        </w:rPr>
+        <w:t>│</w:t>
+      </w:r>
+      <w:r>
+        <w:rPr>
+          <w:rFonts w:hint="eastAsia"/>
+          <w:sz w:val="16"/>
+          <w:szCs w:val="16"/>
+        </w:rPr>
+        <w:t xml:space="preserve">   </w:t>
+      </w:r>
+      <w:r>
+        <w:rPr>
+          <w:rFonts w:hint="eastAsia"/>
+          <w:sz w:val="16"/>
+          <w:szCs w:val="16"/>
+        </w:rPr>
+        <w:t>├──</w:t>
+      </w:r>
+      <w:proofErr w:type="gramEnd"/>
+      <w:r>
+        <w:rPr>
+          <w:rFonts w:hint="eastAsia"/>
+          <w:sz w:val="16"/>
+          <w:szCs w:val="16"/>
+        </w:rPr>
+        <w:t xml:space="preserve"> data/</w:t>
+      </w:r>
+    </w:p>
+    <w:p>
+      <w:pPr>
+        <w:spacing w:after="0" w:line="60" w:lineRule="auto"/>
+        <w:contextualSpacing/>
+        <w:rPr>
+          <w:rFonts w:hint="eastAsia"/>
+          <w:sz w:val="16"/>
+          <w:szCs w:val="16"/>
+        </w:rPr>
+      </w:pPr>
+      <w:proofErr w:type="gramStart"/>
+      <w:r>
+        <w:rPr>
+          <w:rFonts w:hint="eastAsia"/>
+          <w:sz w:val="16"/>
+          <w:szCs w:val="16"/>
+        </w:rPr>
+        <w:t>│</w:t>
+      </w:r>
+      <w:r>
+        <w:rPr>
+          <w:rFonts w:hint="eastAsia"/>
+          <w:sz w:val="16"/>
+          <w:szCs w:val="16"/>
+        </w:rPr>
+        <w:t xml:space="preserve">   </w:t>
+      </w:r>
+      <w:r>
+        <w:rPr>
+          <w:rFonts w:hint="eastAsia"/>
+          <w:sz w:val="16"/>
+          <w:szCs w:val="16"/>
+        </w:rPr>
+        <w:t>│</w:t>
+      </w:r>
+      <w:r>
+        <w:rPr>
+          <w:rFonts w:hint="eastAsia"/>
+          <w:sz w:val="16"/>
+          <w:szCs w:val="16"/>
+        </w:rPr>
+        <w:t xml:space="preserve">   </w:t>
+      </w:r>
+      <w:r>
+        <w:rPr>
+          <w:rFonts w:hint="eastAsia"/>
+          <w:sz w:val="16"/>
+          <w:szCs w:val="16"/>
+        </w:rPr>
+        <w:t>│</w:t>
+      </w:r>
+      <w:proofErr w:type="gramEnd"/>
+      <w:r>
+        <w:rPr>
+          <w:rFonts w:hint="eastAsia"/>
+          <w:sz w:val="16"/>
+          <w:szCs w:val="16"/>
+        </w:rPr>
+        <w:t xml:space="preserve">   </w:t>
+      </w:r>
+      <w:proofErr w:type="gramStart"/>
+      <w:r>
+        <w:rPr>
+          <w:rFonts w:hint="eastAsia"/>
+          <w:sz w:val="16"/>
+          <w:szCs w:val="16"/>
+        </w:rPr>
+        <w:t>└──</w:t>
+      </w:r>
+      <w:proofErr w:type="gramEnd"/>
+      <w:r>
+        <w:rPr>
+          <w:rFonts w:hint="eastAsia"/>
+          <w:sz w:val="16"/>
+          <w:szCs w:val="16"/>
+        </w:rPr>
+        <w:t xml:space="preserve"> </w:t>
+      </w:r>
+      <w:proofErr w:type="spellStart"/>
+      <w:r>
+        <w:rPr>
+          <w:rFonts w:hint="eastAsia"/>
+          <w:sz w:val="16"/>
+          <w:szCs w:val="16"/>
+        </w:rPr>
+        <w:t>mockCards.ts</w:t>
+      </w:r>
+      <w:proofErr w:type="spellEnd"/>
+      <w:r>
+        <w:rPr>
+          <w:rFonts w:hint="eastAsia"/>
+          <w:sz w:val="16"/>
+          <w:szCs w:val="16"/>
+        </w:rPr>
+        <w:t xml:space="preserve">         </w:t>
+      </w:r>
+      <w:r>
+        <w:rPr>
+          <w:rFonts w:hint="eastAsia"/>
+          <w:sz w:val="16"/>
+          <w:szCs w:val="16"/>
+        </w:rPr>
+        <w:t>←</w:t>
+      </w:r>
+      <w:r>
+        <w:rPr>
+          <w:rFonts w:hint="eastAsia"/>
+          <w:sz w:val="16"/>
+          <w:szCs w:val="16"/>
+        </w:rPr>
+        <w:t xml:space="preserve"> </w:t>
+      </w:r>
+      <w:r>
+        <w:rPr>
+          <w:rFonts w:hint="eastAsia"/>
+          <w:sz w:val="16"/>
+          <w:szCs w:val="16"/>
+        </w:rPr>
+        <w:t>佔位用（尚未實作）</w:t>
+      </w:r>
+    </w:p>
+    <w:p>
+      <w:pPr>
+        <w:spacing w:after="0" w:line="60" w:lineRule="auto"/>
+        <w:contextualSpacing/>
+        <w:rPr>
+          <w:rFonts w:hint="eastAsia"/>
+          <w:sz w:val="16"/>
+          <w:szCs w:val="16"/>
+        </w:rPr>
+      </w:pPr>
+      <w:proofErr w:type="gramStart"/>
+      <w:r>
+        <w:rPr>
+          <w:rFonts w:hint="eastAsia"/>
+          <w:sz w:val="16"/>
+          <w:szCs w:val="16"/>
+        </w:rPr>
+        <w:t>│</w:t>
+      </w:r>
+      <w:r>
+        <w:rPr>
+          <w:rFonts w:hint="eastAsia"/>
+          <w:sz w:val="16"/>
+          <w:szCs w:val="16"/>
+        </w:rPr>
+        <w:t xml:space="preserve">   </w:t>
+      </w:r>
+      <w:r>
+        <w:rPr>
+          <w:rFonts w:hint="eastAsia"/>
+          <w:sz w:val="16"/>
+          <w:szCs w:val="16"/>
+        </w:rPr>
+        <w:t>│</w:t>
+      </w:r>
+      <w:r>
+        <w:rPr>
+          <w:rFonts w:hint="eastAsia"/>
+          <w:sz w:val="16"/>
+          <w:szCs w:val="16"/>
+        </w:rPr>
+        <w:t xml:space="preserve">   </w:t>
+      </w:r>
+      <w:r>
+        <w:rPr>
+          <w:rFonts w:hint="eastAsia"/>
+          <w:sz w:val="16"/>
+          <w:szCs w:val="16"/>
+        </w:rPr>
+        <w:t>└──</w:t>
+      </w:r>
+      <w:proofErr w:type="gramEnd"/>
+      <w:r>
+        <w:rPr>
+          <w:rFonts w:hint="eastAsia"/>
+          <w:sz w:val="16"/>
+          <w:szCs w:val="16"/>
+        </w:rPr>
+        <w:t xml:space="preserve"> </w:t>
+      </w:r>
+      <w:proofErr w:type="spellStart"/>
+      <w:r>
+        <w:rPr>
+          <w:rFonts w:hint="eastAsia"/>
+          <w:sz w:val="16"/>
+          <w:szCs w:val="16"/>
+        </w:rPr>
+        <w:t>ui</w:t>
+      </w:r>
+      <w:proofErr w:type="spellEnd"/>
+      <w:r>
+        <w:rPr>
+          <w:rFonts w:hint="eastAsia"/>
+          <w:sz w:val="16"/>
+          <w:szCs w:val="16"/>
+        </w:rPr>
+        <w:t>/</w:t>
+      </w:r>
+    </w:p>
+    <w:p>
+      <w:pPr>
+        <w:spacing w:after="0" w:line="60" w:lineRule="auto"/>
+        <w:contextualSpacing/>
+        <w:rPr>
+          <w:rFonts w:hint="eastAsia"/>
+          <w:sz w:val="16"/>
+          <w:szCs w:val="16"/>
+        </w:rPr>
+      </w:pPr>
+      <w:proofErr w:type="gramStart"/>
+      <w:r>
+        <w:rPr>
+          <w:rFonts w:hint="eastAsia"/>
+          <w:sz w:val="16"/>
+          <w:szCs w:val="16"/>
+        </w:rPr>
+        <w:t>│</w:t>
+      </w:r>
+      <w:proofErr w:type="gramEnd"/>
+      <w:r>
+        <w:rPr>
+          <w:rFonts w:hint="eastAsia"/>
+          <w:sz w:val="16"/>
+          <w:szCs w:val="16"/>
+        </w:rPr>
+        <w:t xml:space="preserve">   </w:t>
+      </w:r>
+      <w:proofErr w:type="gramStart"/>
+      <w:r>
+        <w:rPr>
+          <w:rFonts w:hint="eastAsia"/>
+          <w:sz w:val="16"/>
+          <w:szCs w:val="16"/>
+        </w:rPr>
+        <w:t>│</w:t>
+      </w:r>
+      <w:proofErr w:type="gramEnd"/>
+      <w:r>
+        <w:rPr>
+          <w:rFonts w:hint="eastAsia"/>
+          <w:sz w:val="16"/>
+          <w:szCs w:val="16"/>
+        </w:rPr>
+        <w:t xml:space="preserve">       </w:t>
+      </w:r>
+      <w:proofErr w:type="gramStart"/>
+      <w:r>
+        <w:rPr>
+          <w:rFonts w:hint="eastAsia"/>
+          <w:sz w:val="16"/>
+          <w:szCs w:val="16"/>
+        </w:rPr>
+        <w:t>└──</w:t>
+      </w:r>
+      <w:proofErr w:type="gramEnd"/>
+      <w:r>
+        <w:rPr>
+          <w:rFonts w:hint="eastAsia"/>
+          <w:sz w:val="16"/>
+          <w:szCs w:val="16"/>
+        </w:rPr>
+        <w:t xml:space="preserve"> </w:t>
+      </w:r>
+      <w:proofErr w:type="spellStart"/>
+      <w:r>
+        <w:rPr>
+          <w:rFonts w:hint="eastAsia"/>
+          <w:sz w:val="16"/>
+          <w:szCs w:val="16"/>
+        </w:rPr>
+        <w:t>SnowTrainScreen.tsx</w:t>
+      </w:r>
+      <w:proofErr w:type="spellEnd"/>
+      <w:r>
+        <w:rPr>
+          <w:rFonts w:hint="eastAsia"/>
+          <w:sz w:val="16"/>
+          <w:szCs w:val="16"/>
+        </w:rPr>
+        <w:t xml:space="preserve">  </w:t>
+      </w:r>
+      <w:r>
+        <w:rPr>
+          <w:rFonts w:hint="eastAsia"/>
+          <w:sz w:val="16"/>
+          <w:szCs w:val="16"/>
+        </w:rPr>
+        <w:t>←</w:t>
+      </w:r>
+      <w:r>
+        <w:rPr>
+          <w:rFonts w:hint="eastAsia"/>
+          <w:sz w:val="16"/>
+          <w:szCs w:val="16"/>
+        </w:rPr>
+        <w:t xml:space="preserve"> </w:t>
+      </w:r>
+      <w:r>
+        <w:rPr>
+          <w:rFonts w:hint="eastAsia"/>
+          <w:sz w:val="16"/>
+          <w:szCs w:val="16"/>
+        </w:rPr>
+        <w:t>佔位畫面（尚未實作）</w:t>
+      </w:r>
+    </w:p>
+    <w:p>
+      <w:pPr>
+        <w:spacing w:after="0" w:line="60" w:lineRule="auto"/>
+        <w:contextualSpacing/>
+        <w:rPr>
+          <w:rFonts w:hint="eastAsia"/>
+          <w:sz w:val="16"/>
+          <w:szCs w:val="16"/>
+        </w:rPr>
+      </w:pPr>
+      <w:proofErr w:type="gramStart"/>
+      <w:r>
+        <w:rPr>
+          <w:rFonts w:hint="eastAsia"/>
+          <w:sz w:val="16"/>
+          <w:szCs w:val="16"/>
+        </w:rPr>
+        <w:t>│</w:t>
+      </w:r>
+      <w:proofErr w:type="gramEnd"/>
+      <w:r>
+        <w:rPr>
+          <w:rFonts w:hint="eastAsia"/>
+          <w:sz w:val="16"/>
+          <w:szCs w:val="16"/>
+        </w:rPr>
+        <w:t xml:space="preserve">   </w:t>
+      </w:r>
+      <w:proofErr w:type="gramStart"/>
+      <w:r>
+        <w:rPr>
+          <w:rFonts w:hint="eastAsia"/>
+          <w:sz w:val="16"/>
+          <w:szCs w:val="16"/>
+        </w:rPr>
+        <w:t>│</w:t>
+      </w:r>
+      <w:proofErr w:type="gramEnd"/>
+    </w:p>
+    <w:p>
+      <w:pPr>
+        <w:spacing w:after="0" w:line="60" w:lineRule="auto"/>
+        <w:contextualSpacing/>
+        <w:rPr>
+          <w:sz w:val="16"/>
+          <w:szCs w:val="16"/>
+        </w:rPr>
+      </w:pPr>
+      <w:proofErr w:type="gramStart"/>
+      <w:r>
+        <w:rPr>
+          <w:rFonts w:hint="eastAsia"/>
+          <w:sz w:val="16"/>
+          <w:szCs w:val="16"/>
+        </w:rPr>
+        <w:t>│</w:t>
+      </w:r>
+      <w:proofErr w:type="gramEnd"/>
+      <w:r>
+        <w:rPr>
+          <w:sz w:val="16"/>
+          <w:szCs w:val="16"/>
+        </w:rPr>
+        <w:t xml:space="preserve">   </w:t>
+      </w:r>
+      <w:proofErr w:type="gramStart"/>
+      <w:r>
+        <w:rPr>
+          <w:rFonts w:hint="eastAsia"/>
+          <w:sz w:val="16"/>
+          <w:szCs w:val="16"/>
+        </w:rPr>
+        <w:t>└──</w:t>
+      </w:r>
+      <w:proofErr w:type="gramEnd"/>
+      <w:r>
+        <w:rPr>
+          <w:sz w:val="16"/>
+          <w:szCs w:val="16"/>
+        </w:rPr>
+        <w:t xml:space="preserve"> 04_Autopsy/                  </w:t>
+      </w:r>
+      <w:r>
+        <w:rPr>
+          <w:rFonts w:hint="eastAsia"/>
+          <w:sz w:val="16"/>
+          <w:szCs w:val="16"/>
+        </w:rPr>
+        <w:t>←</w:t>
+      </w:r>
+      <w:r>
+        <w:rPr>
+          <w:sz w:val="16"/>
+          <w:szCs w:val="16"/>
+        </w:rPr>
+        <w:t xml:space="preserve"> </w:t>
+      </w:r>
+      <w:r>
+        <w:rPr>
+          <w:rFonts w:ascii="Segoe UI Emoji" w:hAnsi="Segoe UI Emoji" w:cs="Segoe UI Emoji"/>
+          <w:sz w:val="16"/>
+          <w:szCs w:val="16"/>
+        </w:rPr>
+        <w:t>⬜</w:t>
+      </w:r>
+      <w:r>
+        <w:rPr>
+          <w:sz w:val="16"/>
+          <w:szCs w:val="16"/>
+        </w:rPr>
+        <w:t xml:space="preserve"> </w:t>
+      </w:r>
+      <w:r>
+        <w:rPr>
+          <w:rFonts w:hint="eastAsia"/>
+          <w:sz w:val="16"/>
+          <w:szCs w:val="16"/>
+        </w:rPr>
+        <w:t>階段四：</w:t>
+      </w:r>
+      <w:proofErr w:type="gramStart"/>
+      <w:r>
+        <w:rPr>
+          <w:rFonts w:hint="eastAsia"/>
+          <w:sz w:val="16"/>
+          <w:szCs w:val="16"/>
+        </w:rPr>
+        <w:t>靈魂屍檢報告</w:t>
+      </w:r>
+      <w:proofErr w:type="gramEnd"/>
+      <w:r>
+        <w:rPr>
+          <w:rFonts w:hint="eastAsia"/>
+          <w:sz w:val="16"/>
+          <w:szCs w:val="16"/>
+        </w:rPr>
+        <w:t>（尚未實作）</w:t>
+      </w:r>
+    </w:p>
+    <w:p>
+      <w:pPr>
+        <w:spacing w:after="0" w:line="60" w:lineRule="auto"/>
+        <w:contextualSpacing/>
+        <w:rPr>
+          <w:rFonts w:hint="eastAsia"/>
+          <w:sz w:val="16"/>
+          <w:szCs w:val="16"/>
+        </w:rPr>
+      </w:pPr>
+      <w:proofErr w:type="gramStart"/>
+      <w:r>
+        <w:rPr>
+          <w:rFonts w:hint="eastAsia"/>
+          <w:sz w:val="16"/>
+          <w:szCs w:val="16"/>
+        </w:rPr>
+        <w:t>│</w:t>
+      </w:r>
+      <w:proofErr w:type="gramEnd"/>
+      <w:r>
+        <w:rPr>
+          <w:rFonts w:hint="eastAsia"/>
+          <w:sz w:val="16"/>
+          <w:szCs w:val="16"/>
+        </w:rPr>
+        <w:t xml:space="preserve">       </w:t>
+      </w:r>
+      <w:proofErr w:type="gramStart"/>
+      <w:r>
+        <w:rPr>
+          <w:rFonts w:hint="eastAsia"/>
+          <w:sz w:val="16"/>
+          <w:szCs w:val="16"/>
+        </w:rPr>
+        <w:t>├──</w:t>
+      </w:r>
+      <w:proofErr w:type="gramEnd"/>
+      <w:r>
+        <w:rPr>
+          <w:rFonts w:hint="eastAsia"/>
+          <w:sz w:val="16"/>
+          <w:szCs w:val="16"/>
+        </w:rPr>
+        <w:t xml:space="preserve"> data/                    </w:t>
+      </w:r>
+      <w:r>
+        <w:rPr>
+          <w:rFonts w:hint="eastAsia"/>
+          <w:sz w:val="16"/>
+          <w:szCs w:val="16"/>
+        </w:rPr>
+        <w:t>←</w:t>
+      </w:r>
+      <w:r>
+        <w:rPr>
+          <w:rFonts w:hint="eastAsia"/>
+          <w:sz w:val="16"/>
+          <w:szCs w:val="16"/>
+        </w:rPr>
+        <w:t xml:space="preserve"> </w:t>
+      </w:r>
+      <w:r>
+        <w:rPr>
+          <w:rFonts w:hint="eastAsia"/>
+          <w:sz w:val="16"/>
+          <w:szCs w:val="16"/>
+        </w:rPr>
+        <w:t>（空）</w:t>
+      </w:r>
+    </w:p>
+    <w:p>
+      <w:pPr>
+        <w:spacing w:after="0" w:line="60" w:lineRule="auto"/>
+        <w:contextualSpacing/>
+        <w:rPr>
+          <w:rFonts w:hint="eastAsia"/>
+          <w:sz w:val="16"/>
+          <w:szCs w:val="16"/>
+        </w:rPr>
+      </w:pPr>
+      <w:proofErr w:type="gramStart"/>
+      <w:r>
+        <w:rPr>
+          <w:rFonts w:hint="eastAsia"/>
+          <w:sz w:val="16"/>
+          <w:szCs w:val="16"/>
+        </w:rPr>
+        <w:t>│</w:t>
+      </w:r>
+      <w:proofErr w:type="gramEnd"/>
+      <w:r>
+        <w:rPr>
+          <w:rFonts w:hint="eastAsia"/>
+          <w:sz w:val="16"/>
+          <w:szCs w:val="16"/>
+        </w:rPr>
+        <w:t xml:space="preserve">       </w:t>
+      </w:r>
+      <w:proofErr w:type="gramStart"/>
+      <w:r>
+        <w:rPr>
+          <w:rFonts w:hint="eastAsia"/>
+          <w:sz w:val="16"/>
+          <w:szCs w:val="16"/>
+        </w:rPr>
+        <w:t>├──</w:t>
+      </w:r>
+      <w:proofErr w:type="gramEnd"/>
+      <w:r>
+        <w:rPr>
+          <w:rFonts w:hint="eastAsia"/>
+          <w:sz w:val="16"/>
+          <w:szCs w:val="16"/>
+        </w:rPr>
+        <w:t xml:space="preserve"> logic/                   </w:t>
+      </w:r>
+      <w:r>
+        <w:rPr>
+          <w:rFonts w:hint="eastAsia"/>
+          <w:sz w:val="16"/>
+          <w:szCs w:val="16"/>
+        </w:rPr>
+        <w:t>←</w:t>
+      </w:r>
+      <w:r>
+        <w:rPr>
+          <w:rFonts w:hint="eastAsia"/>
+          <w:sz w:val="16"/>
+          <w:szCs w:val="16"/>
+        </w:rPr>
+        <w:t xml:space="preserve"> </w:t>
+      </w:r>
+      <w:r>
+        <w:rPr>
+          <w:rFonts w:hint="eastAsia"/>
+          <w:sz w:val="16"/>
+          <w:szCs w:val="16"/>
+        </w:rPr>
+        <w:t>（空）</w:t>
+      </w:r>
+    </w:p>
+    <w:p>
+      <w:pPr>
+        <w:spacing w:after="0" w:line="60" w:lineRule="auto"/>
+        <w:contextualSpacing/>
+        <w:rPr>
+          <w:rFonts w:hint="eastAsia"/>
+          <w:sz w:val="16"/>
+          <w:szCs w:val="16"/>
+        </w:rPr>
+      </w:pPr>
+      <w:proofErr w:type="gramStart"/>
+      <w:r>
+        <w:rPr>
+          <w:rFonts w:hint="eastAsia"/>
+          <w:sz w:val="16"/>
+          <w:szCs w:val="16"/>
+        </w:rPr>
+        <w:t>│</w:t>
+      </w:r>
+      <w:proofErr w:type="gramEnd"/>
+      <w:r>
+        <w:rPr>
+          <w:rFonts w:hint="eastAsia"/>
+          <w:sz w:val="16"/>
+          <w:szCs w:val="16"/>
+        </w:rPr>
+        <w:t xml:space="preserve">       </w:t>
+      </w:r>
+      <w:proofErr w:type="gramStart"/>
+      <w:r>
+        <w:rPr>
+          <w:rFonts w:hint="eastAsia"/>
+          <w:sz w:val="16"/>
+          <w:szCs w:val="16"/>
+        </w:rPr>
+        <w:t>└──</w:t>
+      </w:r>
+      <w:proofErr w:type="gramEnd"/>
+      <w:r>
+        <w:rPr>
+          <w:rFonts w:hint="eastAsia"/>
+          <w:sz w:val="16"/>
+          <w:szCs w:val="16"/>
+        </w:rPr>
+        <w:t xml:space="preserve"> </w:t>
+      </w:r>
+      <w:proofErr w:type="spellStart"/>
+      <w:r>
+        <w:rPr>
+          <w:rFonts w:hint="eastAsia"/>
+          <w:sz w:val="16"/>
+          <w:szCs w:val="16"/>
+        </w:rPr>
+        <w:t>ui</w:t>
+      </w:r>
+      <w:proofErr w:type="spellEnd"/>
+      <w:r>
+        <w:rPr>
+          <w:rFonts w:hint="eastAsia"/>
+          <w:sz w:val="16"/>
+          <w:szCs w:val="16"/>
+        </w:rPr>
+        <w:t xml:space="preserve">/                      </w:t>
+      </w:r>
+      <w:r>
+        <w:rPr>
+          <w:rFonts w:hint="eastAsia"/>
+          <w:sz w:val="16"/>
+          <w:szCs w:val="16"/>
+        </w:rPr>
+        <w:t>←</w:t>
+      </w:r>
+      <w:r>
+        <w:rPr>
+          <w:rFonts w:hint="eastAsia"/>
+          <w:sz w:val="16"/>
+          <w:szCs w:val="16"/>
+        </w:rPr>
+        <w:t xml:space="preserve"> </w:t>
+      </w:r>
+      <w:r>
+        <w:rPr>
+          <w:rFonts w:hint="eastAsia"/>
+          <w:sz w:val="16"/>
+          <w:szCs w:val="16"/>
+        </w:rPr>
+        <w:t>（空）</w:t>
+      </w:r>
+    </w:p>
+    <w:p>
+      <w:pPr>
+        <w:spacing w:after="0" w:line="60" w:lineRule="auto"/>
+        <w:contextualSpacing/>
+        <w:rPr>
+          <w:rFonts w:hint="eastAsia"/>
+          <w:sz w:val="16"/>
+          <w:szCs w:val="16"/>
+        </w:rPr>
+      </w:pPr>
+      <w:proofErr w:type="gramStart"/>
+      <w:r>
+        <w:rPr>
+          <w:rFonts w:hint="eastAsia"/>
+          <w:sz w:val="16"/>
+          <w:szCs w:val="16"/>
+        </w:rPr>
+        <w:t>│</w:t>
+      </w:r>
+      <w:proofErr w:type="gramEnd"/>
+    </w:p>
+    <w:p>
+      <w:pPr>
+        <w:spacing w:after="0" w:line="60" w:lineRule="auto"/>
+        <w:contextualSpacing/>
+        <w:rPr>
+          <w:rFonts w:hint="eastAsia"/>
+          <w:sz w:val="16"/>
+          <w:szCs w:val="16"/>
+        </w:rPr>
+      </w:pPr>
+      <w:proofErr w:type="gramStart"/>
+      <w:r>
+        <w:rPr>
+          <w:rFonts w:hint="eastAsia"/>
+          <w:sz w:val="16"/>
+          <w:szCs w:val="16"/>
+        </w:rPr>
+        <w:t>└──</w:t>
+      </w:r>
+      <w:proofErr w:type="gramEnd"/>
+      <w:r>
+        <w:rPr>
+          <w:rFonts w:hint="eastAsia"/>
+          <w:sz w:val="16"/>
+          <w:szCs w:val="16"/>
+        </w:rPr>
+        <w:t xml:space="preserve"> shared/                          </w:t>
+      </w:r>
+      <w:r>
+        <w:rPr>
+          <w:rFonts w:hint="eastAsia"/>
+          <w:sz w:val="16"/>
+          <w:szCs w:val="16"/>
+        </w:rPr>
+        <w:t>←</w:t>
+      </w:r>
+      <w:r>
+        <w:rPr>
+          <w:rFonts w:hint="eastAsia"/>
+          <w:sz w:val="16"/>
+          <w:szCs w:val="16"/>
+        </w:rPr>
+        <w:t xml:space="preserve"> </w:t>
+      </w:r>
+      <w:r>
+        <w:rPr>
+          <w:rFonts w:ascii="Segoe UI Emoji" w:hAnsi="Segoe UI Emoji" w:cs="Segoe UI Emoji"/>
+          <w:sz w:val="16"/>
+          <w:szCs w:val="16"/>
+        </w:rPr>
+        <w:t>🧱</w:t>
+      </w:r>
+      <w:r>
+        <w:rPr>
+          <w:rFonts w:hint="eastAsia"/>
+          <w:sz w:val="16"/>
+          <w:szCs w:val="16"/>
+        </w:rPr>
+        <w:t xml:space="preserve"> </w:t>
+      </w:r>
+      <w:r>
+        <w:rPr>
+          <w:rFonts w:hint="eastAsia"/>
+          <w:sz w:val="16"/>
+          <w:szCs w:val="16"/>
+        </w:rPr>
+        <w:t>跨階段共用元件（目前都是空的，未來放）</w:t>
+      </w:r>
+    </w:p>
+    <w:p>
+      <w:pPr>
+        <w:spacing w:after="0" w:line="60" w:lineRule="auto"/>
+        <w:contextualSpacing/>
+        <w:rPr>
+          <w:rFonts w:hint="eastAsia"/>
+          <w:sz w:val="16"/>
+          <w:szCs w:val="16"/>
+        </w:rPr>
+      </w:pPr>
+      <w:r>
+        <w:rPr>
+          <w:rFonts w:hint="eastAsia"/>
+          <w:sz w:val="16"/>
+          <w:szCs w:val="16"/>
+        </w:rPr>
+        <w:t xml:space="preserve">    </w:t>
+      </w:r>
+      <w:proofErr w:type="gramStart"/>
+      <w:r>
+        <w:rPr>
+          <w:rFonts w:hint="eastAsia"/>
+          <w:sz w:val="16"/>
+          <w:szCs w:val="16"/>
+        </w:rPr>
+        <w:t>├──</w:t>
+      </w:r>
+      <w:proofErr w:type="gramEnd"/>
+      <w:r>
+        <w:rPr>
+          <w:rFonts w:hint="eastAsia"/>
+          <w:sz w:val="16"/>
+          <w:szCs w:val="16"/>
+        </w:rPr>
+        <w:t xml:space="preserve"> components/                  </w:t>
+      </w:r>
+      <w:r>
+        <w:rPr>
+          <w:rFonts w:hint="eastAsia"/>
+          <w:sz w:val="16"/>
+          <w:szCs w:val="16"/>
+        </w:rPr>
+        <w:t>←</w:t>
+      </w:r>
+      <w:r>
+        <w:rPr>
+          <w:rFonts w:hint="eastAsia"/>
+          <w:sz w:val="16"/>
+          <w:szCs w:val="16"/>
+        </w:rPr>
+        <w:t xml:space="preserve"> </w:t>
+      </w:r>
+      <w:r>
+        <w:rPr>
+          <w:rFonts w:hint="eastAsia"/>
+          <w:sz w:val="16"/>
+          <w:szCs w:val="16"/>
+        </w:rPr>
+        <w:t>通用按鈕、</w:t>
+      </w:r>
+      <w:r>
+        <w:rPr>
+          <w:rFonts w:hint="eastAsia"/>
+          <w:sz w:val="16"/>
+          <w:szCs w:val="16"/>
+        </w:rPr>
+        <w:t xml:space="preserve">Modal </w:t>
+      </w:r>
+      <w:r>
+        <w:rPr>
+          <w:rFonts w:hint="eastAsia"/>
+          <w:sz w:val="16"/>
+          <w:szCs w:val="16"/>
+        </w:rPr>
+        <w:t>等</w:t>
+      </w:r>
+    </w:p>
+    <w:p>
+      <w:pPr>
+        <w:spacing w:after="0" w:line="60" w:lineRule="auto"/>
+        <w:contextualSpacing/>
+        <w:rPr>
+          <w:rFonts w:hint="eastAsia"/>
+          <w:sz w:val="16"/>
+          <w:szCs w:val="16"/>
+        </w:rPr>
+      </w:pPr>
+      <w:r>
+        <w:rPr>
+          <w:rFonts w:hint="eastAsia"/>
+          <w:sz w:val="16"/>
+          <w:szCs w:val="16"/>
+        </w:rPr>
+        <w:t xml:space="preserve">    </w:t>
+      </w:r>
+      <w:proofErr w:type="gramStart"/>
+      <w:r>
+        <w:rPr>
+          <w:rFonts w:hint="eastAsia"/>
+          <w:sz w:val="16"/>
+          <w:szCs w:val="16"/>
+        </w:rPr>
+        <w:t>├──</w:t>
+      </w:r>
+      <w:proofErr w:type="gramEnd"/>
+      <w:r>
+        <w:rPr>
+          <w:rFonts w:hint="eastAsia"/>
+          <w:sz w:val="16"/>
+          <w:szCs w:val="16"/>
+        </w:rPr>
+        <w:t xml:space="preserve"> styles/                      </w:t>
+      </w:r>
+      <w:r>
+        <w:rPr>
+          <w:rFonts w:hint="eastAsia"/>
+          <w:sz w:val="16"/>
+          <w:szCs w:val="16"/>
+        </w:rPr>
+        <w:t>←</w:t>
+      </w:r>
+      <w:r>
+        <w:rPr>
+          <w:rFonts w:hint="eastAsia"/>
+          <w:sz w:val="16"/>
+          <w:szCs w:val="16"/>
+        </w:rPr>
+        <w:t xml:space="preserve"> </w:t>
+      </w:r>
+      <w:r>
+        <w:rPr>
+          <w:rFonts w:hint="eastAsia"/>
+          <w:sz w:val="16"/>
+          <w:szCs w:val="16"/>
+        </w:rPr>
+        <w:t>額外動畫設定</w:t>
+      </w:r>
+    </w:p>
+    <w:p>
+      <w:pPr>
+        <w:spacing w:after="0" w:line="60" w:lineRule="auto"/>
+        <w:contextualSpacing/>
+        <w:rPr>
+          <w:rFonts w:hint="eastAsia"/>
+          <w:sz w:val="16"/>
+          <w:szCs w:val="16"/>
+        </w:rPr>
+      </w:pPr>
+      <w:r>
+        <w:rPr>
+          <w:rFonts w:hint="eastAsia"/>
+          <w:sz w:val="16"/>
+          <w:szCs w:val="16"/>
+        </w:rPr>
+        <w:t xml:space="preserve">    </w:t>
+      </w:r>
+      <w:proofErr w:type="gramStart"/>
+      <w:r>
+        <w:rPr>
+          <w:rFonts w:hint="eastAsia"/>
+          <w:sz w:val="16"/>
+          <w:szCs w:val="16"/>
+        </w:rPr>
+        <w:t>└</w:t>
+      </w:r>
+      <w:proofErr w:type="gramEnd"/>
+      <w:r>
+        <w:rPr>
+          <w:rFonts w:hint="eastAsia"/>
+          <w:sz w:val="16"/>
+          <w:szCs w:val="16"/>
+        </w:rPr>
+        <w:t>──</w:t>
+      </w:r>
+      <w:r>
+        <w:rPr>
+          <w:rFonts w:hint="eastAsia"/>
+          <w:sz w:val="16"/>
+          <w:szCs w:val="16"/>
+        </w:rPr>
+        <w:t xml:space="preserve"> utils/                       </w:t>
+      </w:r>
+      <w:r>
+        <w:rPr>
+          <w:rFonts w:hint="eastAsia"/>
+          <w:sz w:val="16"/>
+          <w:szCs w:val="16"/>
+        </w:rPr>
+        <w:t>←</w:t>
+      </w:r>
+      <w:r>
+        <w:rPr>
+          <w:rFonts w:hint="eastAsia"/>
+          <w:sz w:val="16"/>
+          <w:szCs w:val="16"/>
+        </w:rPr>
+        <w:t xml:space="preserve"> </w:t>
+      </w:r>
+      <w:r>
+        <w:rPr>
+          <w:rFonts w:hint="eastAsia"/>
+          <w:sz w:val="16"/>
+          <w:szCs w:val="16"/>
+        </w:rPr>
+        <w:t>工具函式（</w:t>
+      </w:r>
+      <w:r>
+        <w:rPr>
+          <w:rFonts w:hint="eastAsia"/>
+          <w:sz w:val="16"/>
+          <w:szCs w:val="16"/>
+        </w:rPr>
+        <w:t>RNG</w:t>
+      </w:r>
+      <w:r>
+        <w:rPr>
+          <w:rFonts w:hint="eastAsia"/>
+          <w:sz w:val="16"/>
+          <w:szCs w:val="16"/>
+        </w:rPr>
+        <w:t>、時間延遲等）</w:t>
       </w:r>
     </w:p>
     <w:sectPr>
